--- a/doc/詩/唐朝/李白/李白-峨眉山月歌.docx
+++ b/doc/詩/唐朝/李白/李白-峨眉山月歌.docx
@@ -1,6 +1,6 @@
 
 <file path=word/document.xml><?xml version="1.0" encoding="utf-8"?>
-<w:document xmlns:wpc="http://schemas.microsoft.com/office/word/2010/wordprocessingCanvas" xmlns:cx="http://schemas.microsoft.com/office/drawing/2014/chartex" xmlns:cx1="http://schemas.microsoft.com/office/drawing/2015/9/8/chartex" xmlns:cx2="http://schemas.microsoft.com/office/drawing/2015/10/21/chartex" xmlns:cx3="http://schemas.microsoft.com/office/drawing/2016/5/9/chartex" xmlns:cx4="http://schemas.microsoft.com/office/drawing/2016/5/10/chartex" xmlns:cx5="http://schemas.microsoft.com/office/drawing/2016/5/11/chartex" xmlns:cx6="http://schemas.microsoft.com/office/drawing/2016/5/12/chartex" xmlns:cx7="http://schemas.microsoft.com/office/drawing/2016/5/13/chartex" xmlns:cx8="http://schemas.microsoft.com/office/drawing/2016/5/14/chartex" xmlns:mc="http://schemas.openxmlformats.org/markup-compatibility/2006" xmlns:aink="http://schemas.microsoft.com/office/drawing/2016/ink" xmlns:am3d="http://schemas.microsoft.com/office/drawing/2017/model3d" xmlns:o="urn:schemas-microsoft-com:office:office" xmlns:r="http://schemas.openxmlformats.org/officeDocument/2006/relationships" xmlns:m="http://schemas.openxmlformats.org/officeDocument/2006/math" xmlns:v="urn:schemas-microsoft-com:vml" xmlns:wp14="http://schemas.microsoft.com/office/word/2010/wordprocessingDrawing" xmlns:wp="http://schemas.openxmlformats.org/drawingml/2006/wordprocessingDrawing" xmlns:w10="urn:schemas-microsoft-com:office:word" xmlns:w="http://schemas.openxmlformats.org/wordprocessingml/2006/main" xmlns:w14="http://schemas.microsoft.com/office/word/2010/wordml" xmlns:w15="http://schemas.microsoft.com/office/word/2012/wordml" xmlns:w16cex="http://schemas.microsoft.com/office/word/2018/wordml/cex" xmlns:w16cid="http://schemas.microsoft.com/office/word/2016/wordml/cid" xmlns:w16="http://schemas.microsoft.com/office/word/2018/wordml" xmlns:w16sdtdh="http://schemas.microsoft.com/office/word/2020/wordml/sdtdatahash" xmlns:w16se="http://schemas.microsoft.com/office/word/2015/wordml/symex" xmlns:wpg="http://schemas.microsoft.com/office/word/2010/wordprocessingGroup" xmlns:wpi="http://schemas.microsoft.com/office/word/2010/wordprocessingInk" xmlns:wne="http://schemas.microsoft.com/office/word/2006/wordml" xmlns:wps="http://schemas.microsoft.com/office/word/2010/wordprocessingShape" mc:Ignorable="w14 w15 w16se w16cid w16 w16cex w16sdtdh wp14">
+<w:document xmlns:wpc="http://schemas.microsoft.com/office/word/2010/wordprocessingCanvas" xmlns:cx="http://schemas.microsoft.com/office/drawing/2014/chartex" xmlns:cx1="http://schemas.microsoft.com/office/drawing/2015/9/8/chartex" xmlns:cx2="http://schemas.microsoft.com/office/drawing/2015/10/21/chartex" xmlns:cx3="http://schemas.microsoft.com/office/drawing/2016/5/9/chartex" xmlns:cx4="http://schemas.microsoft.com/office/drawing/2016/5/10/chartex" xmlns:cx5="http://schemas.microsoft.com/office/drawing/2016/5/11/chartex" xmlns:cx6="http://schemas.microsoft.com/office/drawing/2016/5/12/chartex" xmlns:cx7="http://schemas.microsoft.com/office/drawing/2016/5/13/chartex" xmlns:cx8="http://schemas.microsoft.com/office/drawing/2016/5/14/chartex" xmlns:mc="http://schemas.openxmlformats.org/markup-compatibility/2006" xmlns:aink="http://schemas.microsoft.com/office/drawing/2016/ink" xmlns:am3d="http://schemas.microsoft.com/office/drawing/2017/model3d" xmlns:o="urn:schemas-microsoft-com:office:office" xmlns:oel="http://schemas.microsoft.com/office/2019/extlst" xmlns:r="http://schemas.openxmlformats.org/officeDocument/2006/relationships" xmlns:m="http://schemas.openxmlformats.org/officeDocument/2006/math" xmlns:v="urn:schemas-microsoft-com:vml" xmlns:wp14="http://schemas.microsoft.com/office/word/2010/wordprocessingDrawing" xmlns:wp="http://schemas.openxmlformats.org/drawingml/2006/wordprocessingDrawing" xmlns:w10="urn:schemas-microsoft-com:office:word" xmlns:w="http://schemas.openxmlformats.org/wordprocessingml/2006/main" xmlns:w14="http://schemas.microsoft.com/office/word/2010/wordml" xmlns:w15="http://schemas.microsoft.com/office/word/2012/wordml" xmlns:w16cex="http://schemas.microsoft.com/office/word/2018/wordml/cex" xmlns:w16cid="http://schemas.microsoft.com/office/word/2016/wordml/cid" xmlns:w16="http://schemas.microsoft.com/office/word/2018/wordml" xmlns:w16du="http://schemas.microsoft.com/office/word/2023/wordml/word16du" xmlns:w16sdtdh="http://schemas.microsoft.com/office/word/2020/wordml/sdtdatahash" xmlns:w16sdtfl="http://schemas.microsoft.com/office/word/2024/wordml/sdtformatlock" xmlns:w16se="http://schemas.microsoft.com/office/word/2015/wordml/symex" xmlns:wpg="http://schemas.microsoft.com/office/word/2010/wordprocessingGroup" xmlns:wpi="http://schemas.microsoft.com/office/word/2010/wordprocessingInk" xmlns:wne="http://schemas.microsoft.com/office/word/2006/wordml" xmlns:wps="http://schemas.microsoft.com/office/word/2010/wordprocessingShape" mc:Ignorable="w14 w15 w16se w16cid w16 w16cex w16sdtdh w16sdtfl w16du wp14">
   <w:body>
     <w:p>
       <w:pPr>
@@ -88,7 +88,6 @@
           <w:szCs w:val="32"/>
         </w:rPr>
       </w:pPr>
-      <w:proofErr w:type="gramStart"/>
       <w:r>
         <w:rPr>
           <w:rFonts w:ascii="標楷體" w:eastAsia="標楷體" w:hAnsi="標楷體" w:cs="Arial" w:hint="eastAsia"/>
@@ -97,9 +96,20 @@
           <w:sz w:val="32"/>
           <w:szCs w:val="32"/>
         </w:rPr>
-        <w:t>峨眉山月半輪秋，影入</w:t>
-      </w:r>
-      <w:proofErr w:type="gramEnd"/>
+        <w:t>峨眉山月半輪秋，影入平羌江水流。</w:t>
+      </w:r>
+    </w:p>
+    <w:p>
+      <w:pPr>
+        <w:spacing w:beforeLines="50" w:before="180" w:line="440" w:lineRule="exact"/>
+        <w:rPr>
+          <w:rFonts w:ascii="標楷體" w:eastAsia="標楷體" w:hAnsi="標楷體" w:cs="Arial"/>
+          <w:bCs/>
+          <w:color w:val="0F0F0F"/>
+          <w:sz w:val="32"/>
+          <w:szCs w:val="32"/>
+        </w:rPr>
+      </w:pPr>
       <w:r>
         <w:rPr>
           <w:rFonts w:ascii="標楷體" w:eastAsia="標楷體" w:hAnsi="標楷體" w:cs="Arial" w:hint="eastAsia"/>
@@ -108,63 +118,7 @@
           <w:sz w:val="32"/>
           <w:szCs w:val="32"/>
         </w:rPr>
-        <w:t>平羌江水流。</w:t>
-      </w:r>
-    </w:p>
-    <w:p>
-      <w:pPr>
-        <w:spacing w:beforeLines="50" w:before="180" w:line="440" w:lineRule="exact"/>
-        <w:rPr>
-          <w:rFonts w:ascii="標楷體" w:eastAsia="標楷體" w:hAnsi="標楷體" w:cs="Arial"/>
-          <w:bCs/>
-          <w:color w:val="0F0F0F"/>
-          <w:sz w:val="32"/>
-          <w:szCs w:val="32"/>
-        </w:rPr>
-      </w:pPr>
-      <w:proofErr w:type="gramStart"/>
-      <w:r>
-        <w:rPr>
-          <w:rFonts w:ascii="標楷體" w:eastAsia="標楷體" w:hAnsi="標楷體" w:cs="Arial" w:hint="eastAsia"/>
-          <w:bCs/>
-          <w:color w:val="0F0F0F"/>
-          <w:sz w:val="32"/>
-          <w:szCs w:val="32"/>
-        </w:rPr>
-        <w:t>夜發清溪</w:t>
-      </w:r>
-      <w:proofErr w:type="gramEnd"/>
-      <w:r>
-        <w:rPr>
-          <w:rFonts w:ascii="標楷體" w:eastAsia="標楷體" w:hAnsi="標楷體" w:cs="Arial" w:hint="eastAsia"/>
-          <w:bCs/>
-          <w:color w:val="0F0F0F"/>
-          <w:sz w:val="32"/>
-          <w:szCs w:val="32"/>
-        </w:rPr>
-        <w:t>向三峽，思君不見</w:t>
-      </w:r>
-      <w:proofErr w:type="gramStart"/>
-      <w:r>
-        <w:rPr>
-          <w:rFonts w:ascii="標楷體" w:eastAsia="標楷體" w:hAnsi="標楷體" w:cs="Arial" w:hint="eastAsia"/>
-          <w:bCs/>
-          <w:color w:val="0F0F0F"/>
-          <w:sz w:val="32"/>
-          <w:szCs w:val="32"/>
-        </w:rPr>
-        <w:t>下渝州</w:t>
-      </w:r>
-      <w:proofErr w:type="gramEnd"/>
-      <w:r>
-        <w:rPr>
-          <w:rFonts w:ascii="標楷體" w:eastAsia="標楷體" w:hAnsi="標楷體" w:cs="Arial" w:hint="eastAsia"/>
-          <w:bCs/>
-          <w:color w:val="0F0F0F"/>
-          <w:sz w:val="32"/>
-          <w:szCs w:val="32"/>
-        </w:rPr>
-        <w:t>。</w:t>
+        <w:t>夜發清溪向三峽，思君不見下渝州。</w:t>
       </w:r>
     </w:p>
     <w:p>
@@ -193,68 +147,48 @@
           <w:ilvl w:val="0"/>
           <w:numId w:val="7"/>
         </w:numPr>
-        <w:spacing w:line="440" w:lineRule="exact"/>
+        <w:spacing w:line="480" w:lineRule="exact"/>
         <w:ind w:leftChars="0" w:left="284" w:hanging="284"/>
+        <w:jc w:val="both"/>
         <w:rPr>
           <w:rFonts w:ascii="標楷體" w:eastAsia="標楷體" w:hAnsi="標楷體" w:cs="標楷體"/>
           <w:sz w:val="28"/>
           <w:szCs w:val="28"/>
         </w:rPr>
       </w:pPr>
-      <w:proofErr w:type="gramStart"/>
       <w:r>
         <w:rPr>
           <w:rFonts w:ascii="標楷體" w:eastAsia="標楷體" w:hAnsi="標楷體" w:cs="標楷體" w:hint="eastAsia"/>
           <w:sz w:val="28"/>
           <w:szCs w:val="28"/>
         </w:rPr>
-        <w:t>峨眉山</w:t>
-      </w:r>
-      <w:proofErr w:type="gramEnd"/>
+        <w:t>峨眉山：在今</w:t>
+      </w:r>
       <w:r>
         <w:rPr>
           <w:rFonts w:ascii="標楷體" w:eastAsia="標楷體" w:hAnsi="標楷體" w:cs="標楷體" w:hint="eastAsia"/>
           <w:sz w:val="28"/>
           <w:szCs w:val="28"/>
-        </w:rPr>
-        <w:t>：在今</w:t>
+          <w:u w:val="single"/>
+        </w:rPr>
+        <w:t>四川</w:t>
       </w:r>
       <w:r>
         <w:rPr>
           <w:rFonts w:ascii="標楷體" w:eastAsia="標楷體" w:hAnsi="標楷體" w:cs="標楷體" w:hint="eastAsia"/>
           <w:sz w:val="28"/>
           <w:szCs w:val="28"/>
-          <w:u w:val="single"/>
-        </w:rPr>
-        <w:t>四川</w:t>
+        </w:rPr>
+        <w:t xml:space="preserve"> </w:t>
       </w:r>
       <w:r>
         <w:rPr>
           <w:rFonts w:ascii="標楷體" w:eastAsia="標楷體" w:hAnsi="標楷體" w:cs="標楷體" w:hint="eastAsia"/>
           <w:sz w:val="28"/>
           <w:szCs w:val="28"/>
-        </w:rPr>
-        <w:t xml:space="preserve"> </w:t>
-      </w:r>
-      <w:proofErr w:type="gramStart"/>
-      <w:r>
-        <w:rPr>
-          <w:rFonts w:ascii="標楷體" w:eastAsia="標楷體" w:hAnsi="標楷體" w:cs="標楷體" w:hint="eastAsia"/>
-          <w:sz w:val="28"/>
-          <w:szCs w:val="28"/>
-          <w:u w:val="single"/>
-        </w:rPr>
-        <w:t>峨眉山</w:t>
-      </w:r>
-      <w:proofErr w:type="gramEnd"/>
-      <w:r>
-        <w:rPr>
-          <w:rFonts w:ascii="標楷體" w:eastAsia="標楷體" w:hAnsi="標楷體" w:cs="標楷體" w:hint="eastAsia"/>
-          <w:sz w:val="28"/>
-          <w:szCs w:val="28"/>
-          <w:u w:val="single"/>
-        </w:rPr>
-        <w:t>市</w:t>
+          <w:u w:val="single"/>
+        </w:rPr>
+        <w:t>峨眉山市</w:t>
       </w:r>
       <w:r>
         <w:rPr>
@@ -272,31 +206,22 @@
           <w:ilvl w:val="0"/>
           <w:numId w:val="7"/>
         </w:numPr>
-        <w:spacing w:line="440" w:lineRule="exact"/>
+        <w:spacing w:line="480" w:lineRule="exact"/>
         <w:ind w:leftChars="0" w:left="284" w:hanging="284"/>
+        <w:jc w:val="both"/>
         <w:rPr>
           <w:rFonts w:ascii="標楷體" w:eastAsia="標楷體" w:hAnsi="標楷體"/>
           <w:sz w:val="28"/>
           <w:szCs w:val="28"/>
         </w:rPr>
       </w:pPr>
-      <w:proofErr w:type="gramStart"/>
-      <w:r>
-        <w:rPr>
-          <w:rFonts w:ascii="標楷體" w:eastAsia="標楷體" w:hAnsi="標楷體" w:hint="eastAsia"/>
-          <w:sz w:val="28"/>
-          <w:szCs w:val="28"/>
-        </w:rPr>
-        <w:t>半輪秋</w:t>
-      </w:r>
-      <w:proofErr w:type="gramEnd"/>
-      <w:r>
-        <w:rPr>
-          <w:rFonts w:ascii="標楷體" w:eastAsia="標楷體" w:hAnsi="標楷體" w:hint="eastAsia"/>
-          <w:sz w:val="28"/>
-          <w:szCs w:val="28"/>
-        </w:rPr>
-        <w:t>：半圓的秋月，即上弦月或下弦月。</w:t>
+      <w:r>
+        <w:rPr>
+          <w:rFonts w:ascii="標楷體" w:eastAsia="標楷體" w:hAnsi="標楷體" w:hint="eastAsia"/>
+          <w:sz w:val="28"/>
+          <w:szCs w:val="28"/>
+        </w:rPr>
+        <w:t>半輪秋：半圓的秋月，即上弦月或下弦月。</w:t>
       </w:r>
     </w:p>
     <w:p>
@@ -306,8 +231,9 @@
           <w:ilvl w:val="0"/>
           <w:numId w:val="7"/>
         </w:numPr>
-        <w:spacing w:line="440" w:lineRule="exact"/>
+        <w:spacing w:line="480" w:lineRule="exact"/>
         <w:ind w:leftChars="0" w:left="284" w:hanging="284"/>
+        <w:jc w:val="both"/>
         <w:rPr>
           <w:rFonts w:ascii="標楷體" w:eastAsia="標楷體" w:hAnsi="標楷體"/>
           <w:sz w:val="28"/>
@@ -330,39 +256,22 @@
           <w:ilvl w:val="0"/>
           <w:numId w:val="7"/>
         </w:numPr>
-        <w:spacing w:line="440" w:lineRule="exact"/>
+        <w:spacing w:line="480" w:lineRule="exact"/>
         <w:ind w:leftChars="0" w:left="284" w:hanging="284"/>
-        <w:rPr>
-          <w:rFonts w:ascii="標楷體" w:eastAsia="標楷體" w:hAnsi="標楷體" w:hint="eastAsia"/>
-          <w:sz w:val="28"/>
-          <w:szCs w:val="28"/>
-        </w:rPr>
-      </w:pPr>
-      <w:r>
-        <w:rPr>
-          <w:rFonts w:ascii="標楷體" w:eastAsia="標楷體" w:hAnsi="標楷體" w:hint="eastAsia"/>
-          <w:sz w:val="28"/>
-          <w:szCs w:val="28"/>
-        </w:rPr>
-        <w:t>平</w:t>
-      </w:r>
-      <w:proofErr w:type="gramStart"/>
-      <w:r>
-        <w:rPr>
-          <w:rFonts w:ascii="標楷體" w:eastAsia="標楷體" w:hAnsi="標楷體" w:hint="eastAsia"/>
-          <w:sz w:val="28"/>
-          <w:szCs w:val="28"/>
-        </w:rPr>
-        <w:t>羌</w:t>
-      </w:r>
-      <w:proofErr w:type="gramEnd"/>
-      <w:r>
-        <w:rPr>
-          <w:rFonts w:ascii="標楷體" w:eastAsia="標楷體" w:hAnsi="標楷體" w:hint="eastAsia"/>
-          <w:sz w:val="28"/>
-          <w:szCs w:val="28"/>
-        </w:rPr>
-        <w:t>：江名，即今</w:t>
+        <w:jc w:val="both"/>
+        <w:rPr>
+          <w:rFonts w:ascii="標楷體" w:eastAsia="標楷體" w:hAnsi="標楷體"/>
+          <w:sz w:val="28"/>
+          <w:szCs w:val="28"/>
+        </w:rPr>
+      </w:pPr>
+      <w:r>
+        <w:rPr>
+          <w:rFonts w:ascii="標楷體" w:eastAsia="標楷體" w:hAnsi="標楷體" w:hint="eastAsia"/>
+          <w:sz w:val="28"/>
+          <w:szCs w:val="28"/>
+        </w:rPr>
+        <w:t>平羌：即今</w:t>
       </w:r>
       <w:r>
         <w:rPr>
@@ -381,7 +290,6 @@
         </w:rPr>
         <w:t>，在</w:t>
       </w:r>
-      <w:proofErr w:type="gramStart"/>
       <w:r>
         <w:rPr>
           <w:rFonts w:ascii="標楷體" w:eastAsia="標楷體" w:hAnsi="標楷體" w:hint="eastAsia"/>
@@ -391,7 +299,6 @@
         </w:rPr>
         <w:t>峨眉山</w:t>
       </w:r>
-      <w:proofErr w:type="gramEnd"/>
       <w:r>
         <w:rPr>
           <w:rFonts w:ascii="標楷體" w:eastAsia="標楷體" w:hAnsi="標楷體" w:hint="eastAsia"/>
@@ -476,8 +383,9 @@
           <w:ilvl w:val="0"/>
           <w:numId w:val="7"/>
         </w:numPr>
-        <w:spacing w:line="440" w:lineRule="exact"/>
+        <w:spacing w:line="480" w:lineRule="exact"/>
         <w:ind w:leftChars="0" w:left="284" w:hanging="284"/>
+        <w:jc w:val="both"/>
         <w:rPr>
           <w:rFonts w:ascii="標楷體" w:eastAsia="標楷體" w:hAnsi="標楷體"/>
           <w:sz w:val="28"/>
@@ -500,8 +408,9 @@
           <w:ilvl w:val="0"/>
           <w:numId w:val="7"/>
         </w:numPr>
-        <w:spacing w:line="440" w:lineRule="exact"/>
+        <w:spacing w:line="480" w:lineRule="exact"/>
         <w:ind w:leftChars="0" w:left="284" w:hanging="284"/>
+        <w:jc w:val="both"/>
         <w:rPr>
           <w:rFonts w:ascii="標楷體" w:eastAsia="標楷體" w:hAnsi="標楷體"/>
           <w:sz w:val="28"/>
@@ -523,19 +432,8 @@
           <w:szCs w:val="28"/>
           <w:u w:val="single"/>
         </w:rPr>
-        <w:t>清溪</w:t>
-      </w:r>
-      <w:proofErr w:type="gramStart"/>
-      <w:r>
-        <w:rPr>
-          <w:rFonts w:ascii="標楷體" w:eastAsia="標楷體" w:hAnsi="標楷體" w:hint="eastAsia"/>
-          <w:sz w:val="28"/>
-          <w:szCs w:val="28"/>
-          <w:u w:val="single"/>
-        </w:rPr>
-        <w:t>驛</w:t>
-      </w:r>
-      <w:proofErr w:type="gramEnd"/>
+        <w:t>清溪驛</w:t>
+      </w:r>
       <w:r>
         <w:rPr>
           <w:rFonts w:ascii="標楷體" w:eastAsia="標楷體" w:hAnsi="標楷體" w:hint="eastAsia"/>
@@ -561,25 +459,14 @@
         </w:rPr>
         <w:t xml:space="preserve"> </w:t>
       </w:r>
-      <w:proofErr w:type="gramStart"/>
-      <w:r>
-        <w:rPr>
-          <w:rFonts w:ascii="標楷體" w:eastAsia="標楷體" w:hAnsi="標楷體" w:hint="eastAsia"/>
-          <w:sz w:val="28"/>
-          <w:szCs w:val="28"/>
-          <w:u w:val="single"/>
-        </w:rPr>
-        <w:t>犍</w:t>
-      </w:r>
-      <w:proofErr w:type="gramEnd"/>
-      <w:r>
-        <w:rPr>
-          <w:rFonts w:ascii="標楷體" w:eastAsia="標楷體" w:hAnsi="標楷體" w:hint="eastAsia"/>
-          <w:sz w:val="28"/>
-          <w:szCs w:val="28"/>
-          <w:u w:val="single"/>
-        </w:rPr>
-        <w:t>爲</w:t>
+      <w:r>
+        <w:rPr>
+          <w:rFonts w:ascii="標楷體" w:eastAsia="標楷體" w:hAnsi="標楷體" w:hint="eastAsia"/>
+          <w:sz w:val="28"/>
+          <w:szCs w:val="28"/>
+          <w:u w:val="single"/>
+        </w:rPr>
+        <w:t>犍爲</w:t>
       </w:r>
       <w:r>
         <w:rPr>
@@ -614,8 +501,9 @@
           <w:ilvl w:val="0"/>
           <w:numId w:val="7"/>
         </w:numPr>
-        <w:spacing w:line="440" w:lineRule="exact"/>
+        <w:spacing w:line="480" w:lineRule="exact"/>
         <w:ind w:leftChars="0" w:left="284" w:hanging="284"/>
+        <w:jc w:val="both"/>
         <w:rPr>
           <w:rFonts w:ascii="標楷體" w:eastAsia="標楷體" w:hAnsi="標楷體"/>
           <w:sz w:val="28"/>
@@ -730,16 +618,7 @@
           <w:sz w:val="28"/>
           <w:szCs w:val="28"/>
         </w:rPr>
-        <w:t>兩省的交界處。一</w:t>
-      </w:r>
-      <w:proofErr w:type="gramStart"/>
-      <w:r>
-        <w:rPr>
-          <w:rFonts w:ascii="標楷體" w:eastAsia="標楷體" w:hAnsi="標楷體" w:hint="eastAsia"/>
-          <w:sz w:val="28"/>
-          <w:szCs w:val="28"/>
-        </w:rPr>
-        <w:t>說指</w:t>
+        <w:t>兩省的交界處。一說指</w:t>
       </w:r>
       <w:r>
         <w:rPr>
@@ -750,7 +629,6 @@
         </w:rPr>
         <w:t>四川</w:t>
       </w:r>
-      <w:proofErr w:type="gramEnd"/>
       <w:r>
         <w:rPr>
           <w:rFonts w:ascii="標楷體" w:eastAsia="標楷體" w:hAnsi="標楷體" w:hint="eastAsia"/>
@@ -800,19 +678,8 @@
           <w:szCs w:val="28"/>
           <w:u w:val="single"/>
         </w:rPr>
-        <w:t>背</w:t>
-      </w:r>
-      <w:proofErr w:type="gramStart"/>
-      <w:r>
-        <w:rPr>
-          <w:rFonts w:ascii="標楷體" w:eastAsia="標楷體" w:hAnsi="標楷體" w:hint="eastAsia"/>
-          <w:sz w:val="28"/>
-          <w:szCs w:val="28"/>
-          <w:u w:val="single"/>
-        </w:rPr>
-        <w:t>峨</w:t>
-      </w:r>
-      <w:proofErr w:type="gramEnd"/>
+        <w:t>背峨</w:t>
+      </w:r>
       <w:r>
         <w:rPr>
           <w:rFonts w:ascii="標楷體" w:eastAsia="標楷體" w:hAnsi="標楷體" w:hint="eastAsia"/>
@@ -855,7 +722,6 @@
         </w:rPr>
         <w:t>在</w:t>
       </w:r>
-      <w:proofErr w:type="gramStart"/>
       <w:r>
         <w:rPr>
           <w:rFonts w:ascii="標楷體" w:eastAsia="標楷體" w:hAnsi="標楷體" w:hint="eastAsia"/>
@@ -871,16 +737,7 @@
           <w:sz w:val="28"/>
           <w:szCs w:val="28"/>
         </w:rPr>
-        <w:t>的</w:t>
-      </w:r>
-      <w:proofErr w:type="gramEnd"/>
-      <w:r>
-        <w:rPr>
-          <w:rFonts w:ascii="標楷體" w:eastAsia="標楷體" w:hAnsi="標楷體" w:hint="eastAsia"/>
-          <w:sz w:val="28"/>
-          <w:szCs w:val="28"/>
-        </w:rPr>
-        <w:t>上游。</w:t>
+        <w:t>的上游。</w:t>
       </w:r>
     </w:p>
     <w:p>
@@ -890,8 +747,9 @@
           <w:ilvl w:val="0"/>
           <w:numId w:val="7"/>
         </w:numPr>
-        <w:spacing w:line="440" w:lineRule="exact"/>
+        <w:spacing w:line="480" w:lineRule="exact"/>
         <w:ind w:leftChars="0" w:left="284" w:hanging="284"/>
+        <w:jc w:val="both"/>
         <w:rPr>
           <w:rFonts w:ascii="標楷體" w:eastAsia="標楷體" w:hAnsi="標楷體"/>
           <w:sz w:val="28"/>
@@ -906,7 +764,6 @@
         </w:rPr>
         <w:t>君：指</w:t>
       </w:r>
-      <w:proofErr w:type="gramStart"/>
       <w:r>
         <w:rPr>
           <w:rFonts w:ascii="標楷體" w:eastAsia="標楷體" w:hAnsi="標楷體" w:hint="eastAsia"/>
@@ -922,34 +779,7 @@
           <w:sz w:val="28"/>
           <w:szCs w:val="28"/>
         </w:rPr>
-        <w:t>月</w:t>
-      </w:r>
-      <w:proofErr w:type="gramEnd"/>
-      <w:r>
-        <w:rPr>
-          <w:rFonts w:ascii="標楷體" w:eastAsia="標楷體" w:hAnsi="標楷體" w:hint="eastAsia"/>
-          <w:sz w:val="28"/>
-          <w:szCs w:val="28"/>
-        </w:rPr>
-        <w:t>。一</w:t>
-      </w:r>
-      <w:proofErr w:type="gramStart"/>
-      <w:r>
-        <w:rPr>
-          <w:rFonts w:ascii="標楷體" w:eastAsia="標楷體" w:hAnsi="標楷體" w:hint="eastAsia"/>
-          <w:sz w:val="28"/>
-          <w:szCs w:val="28"/>
-        </w:rPr>
-        <w:t>說指作者</w:t>
-      </w:r>
-      <w:proofErr w:type="gramEnd"/>
-      <w:r>
-        <w:rPr>
-          <w:rFonts w:ascii="標楷體" w:eastAsia="標楷體" w:hAnsi="標楷體" w:hint="eastAsia"/>
-          <w:sz w:val="28"/>
-          <w:szCs w:val="28"/>
-        </w:rPr>
-        <w:t>的友人。</w:t>
+        <w:t>月。一說指作者的友人。</w:t>
       </w:r>
     </w:p>
     <w:p>
@@ -959,8 +789,9 @@
           <w:ilvl w:val="0"/>
           <w:numId w:val="7"/>
         </w:numPr>
-        <w:spacing w:line="440" w:lineRule="exact"/>
+        <w:spacing w:line="480" w:lineRule="exact"/>
         <w:ind w:leftChars="0" w:left="284" w:hanging="284"/>
+        <w:jc w:val="both"/>
         <w:rPr>
           <w:rFonts w:ascii="標楷體" w:eastAsia="標楷體" w:hAnsi="標楷體"/>
           <w:sz w:val="28"/>
@@ -998,7 +829,7 @@
     </w:p>
     <w:p>
       <w:pPr>
-        <w:spacing w:line="440" w:lineRule="exact"/>
+        <w:spacing w:line="480" w:lineRule="exact"/>
         <w:rPr>
           <w:rFonts w:ascii="標楷體" w:eastAsia="標楷體" w:hAnsi="標楷體"/>
           <w:spacing w:val="-6"/>
@@ -1015,7 +846,6 @@
         </w:rPr>
         <w:t>秋天的夜晚，高聳的</w:t>
       </w:r>
-      <w:proofErr w:type="gramStart"/>
       <w:r>
         <w:rPr>
           <w:rFonts w:ascii="標楷體" w:eastAsia="標楷體" w:hAnsi="標楷體" w:hint="eastAsia"/>
@@ -1024,18 +854,16 @@
           <w:szCs w:val="28"/>
           <w:u w:val="single"/>
         </w:rPr>
-        <w:t>峨</w:t>
-      </w:r>
-      <w:proofErr w:type="gramEnd"/>
+        <w:t>峨眉山</w:t>
+      </w:r>
       <w:r>
         <w:rPr>
           <w:rFonts w:ascii="標楷體" w:eastAsia="標楷體" w:hAnsi="標楷體" w:hint="eastAsia"/>
           <w:spacing w:val="-6"/>
           <w:sz w:val="28"/>
           <w:szCs w:val="28"/>
-          <w:u w:val="single"/>
-        </w:rPr>
-        <w:t>眉山</w:t>
+        </w:rPr>
+        <w:t>上升起半輪明月；皎潔的月影倒映在</w:t>
       </w:r>
       <w:r>
         <w:rPr>
@@ -1043,30 +871,30 @@
           <w:spacing w:val="-6"/>
           <w:sz w:val="28"/>
           <w:szCs w:val="28"/>
-        </w:rPr>
-        <w:t>上升起半輪明月；皎潔的月影倒映在</w:t>
-      </w:r>
-      <w:proofErr w:type="gramStart"/>
+          <w:u w:val="single"/>
+        </w:rPr>
+        <w:t>平羌江</w:t>
+      </w:r>
       <w:r>
         <w:rPr>
           <w:rFonts w:ascii="標楷體" w:eastAsia="標楷體" w:hAnsi="標楷體" w:hint="eastAsia"/>
           <w:spacing w:val="-6"/>
           <w:sz w:val="28"/>
           <w:szCs w:val="28"/>
-          <w:u w:val="single"/>
-        </w:rPr>
-        <w:t>平羌江</w:t>
-      </w:r>
-      <w:r>
-        <w:rPr>
-          <w:rFonts w:ascii="標楷體" w:eastAsia="標楷體" w:hAnsi="標楷體" w:hint="eastAsia"/>
+        </w:rPr>
+        <w:t>中，隨著江水悠悠流動。</w:t>
+      </w:r>
+    </w:p>
+    <w:p>
+      <w:pPr>
+        <w:spacing w:line="480" w:lineRule="exact"/>
+        <w:rPr>
+          <w:rFonts w:ascii="標楷體" w:eastAsia="標楷體" w:hAnsi="標楷體"/>
           <w:spacing w:val="-6"/>
           <w:sz w:val="28"/>
           <w:szCs w:val="28"/>
         </w:rPr>
-        <w:t>中</w:t>
-      </w:r>
-      <w:proofErr w:type="gramEnd"/>
+      </w:pPr>
       <w:r>
         <w:rPr>
           <w:rFonts w:ascii="標楷體" w:eastAsia="標楷體" w:hAnsi="標楷體" w:hint="eastAsia"/>
@@ -1074,19 +902,18 @@
           <w:sz w:val="28"/>
           <w:szCs w:val="28"/>
         </w:rPr>
-        <w:t>，隨著江水悠悠流動。</w:t>
-      </w:r>
-    </w:p>
-    <w:p>
-      <w:pPr>
-        <w:spacing w:line="440" w:lineRule="exact"/>
+        <w:t>我在深夜從</w:t>
+      </w:r>
+      <w:r>
         <w:rPr>
           <w:rFonts w:ascii="標楷體" w:eastAsia="標楷體" w:hAnsi="標楷體" w:hint="eastAsia"/>
           <w:spacing w:val="-6"/>
           <w:sz w:val="28"/>
           <w:szCs w:val="28"/>
-        </w:rPr>
-      </w:pPr>
+          <w:u w:val="single"/>
+        </w:rPr>
+        <w:t>清溪驛</w:t>
+      </w:r>
       <w:r>
         <w:rPr>
           <w:rFonts w:ascii="標楷體" w:eastAsia="標楷體" w:hAnsi="標楷體" w:hint="eastAsia"/>
@@ -1094,7 +921,7 @@
           <w:sz w:val="28"/>
           <w:szCs w:val="28"/>
         </w:rPr>
-        <w:t>我在深夜從</w:t>
+        <w:t>出發，乘船前往</w:t>
       </w:r>
       <w:r>
         <w:rPr>
@@ -1104,69 +931,27 @@
           <w:szCs w:val="28"/>
           <w:u w:val="single"/>
         </w:rPr>
-        <w:t>清溪</w:t>
-      </w:r>
-      <w:proofErr w:type="gramStart"/>
+        <w:t>長江三峽</w:t>
+      </w:r>
       <w:r>
         <w:rPr>
           <w:rFonts w:ascii="標楷體" w:eastAsia="標楷體" w:hAnsi="標楷體" w:hint="eastAsia"/>
           <w:spacing w:val="-6"/>
           <w:sz w:val="28"/>
           <w:szCs w:val="28"/>
-          <w:u w:val="single"/>
-        </w:rPr>
-        <w:t>驛</w:t>
-      </w:r>
-      <w:proofErr w:type="gramEnd"/>
+        </w:rPr>
+        <w:t>；一路上思念著你（明月）卻不得相見，只好懷著這份心情，順流而下前往</w:t>
+      </w:r>
       <w:r>
         <w:rPr>
           <w:rFonts w:ascii="標楷體" w:eastAsia="標楷體" w:hAnsi="標楷體" w:hint="eastAsia"/>
           <w:spacing w:val="-6"/>
           <w:sz w:val="28"/>
           <w:szCs w:val="28"/>
-        </w:rPr>
-        <w:t>出發，乘船前往</w:t>
-      </w:r>
-      <w:r>
-        <w:rPr>
-          <w:rFonts w:ascii="標楷體" w:eastAsia="標楷體" w:hAnsi="標楷體" w:hint="eastAsia"/>
-          <w:spacing w:val="-6"/>
-          <w:sz w:val="28"/>
-          <w:szCs w:val="28"/>
-          <w:u w:val="single"/>
-        </w:rPr>
-        <w:t>長江三峽</w:t>
-      </w:r>
-      <w:r>
-        <w:rPr>
-          <w:rFonts w:ascii="標楷體" w:eastAsia="標楷體" w:hAnsi="標楷體" w:hint="eastAsia"/>
-          <w:spacing w:val="-6"/>
-          <w:sz w:val="28"/>
-          <w:szCs w:val="28"/>
-        </w:rPr>
-        <w:t>；一路上思念著你（明月）卻不得相見，只好懷著這份心情，順流而下</w:t>
-      </w:r>
-      <w:proofErr w:type="gramStart"/>
-      <w:r>
-        <w:rPr>
-          <w:rFonts w:ascii="標楷體" w:eastAsia="標楷體" w:hAnsi="標楷體" w:hint="eastAsia"/>
-          <w:spacing w:val="-6"/>
-          <w:sz w:val="28"/>
-          <w:szCs w:val="28"/>
-        </w:rPr>
-        <w:t>前往</w:t>
-      </w:r>
-      <w:r>
-        <w:rPr>
-          <w:rFonts w:ascii="標楷體" w:eastAsia="標楷體" w:hAnsi="標楷體" w:hint="eastAsia"/>
-          <w:spacing w:val="-6"/>
-          <w:sz w:val="28"/>
-          <w:szCs w:val="28"/>
           <w:u w:val="single"/>
         </w:rPr>
         <w:t>渝州</w:t>
       </w:r>
-      <w:proofErr w:type="gramEnd"/>
       <w:r>
         <w:rPr>
           <w:rFonts w:ascii="標楷體" w:eastAsia="標楷體" w:hAnsi="標楷體" w:hint="eastAsia"/>
@@ -1218,10 +1003,10 @@
     </w:p>
     <w:p>
       <w:pPr>
-        <w:spacing w:line="440" w:lineRule="exact"/>
+        <w:spacing w:line="480" w:lineRule="exact"/>
         <w:jc w:val="both"/>
         <w:rPr>
-          <w:rFonts w:ascii="標楷體" w:eastAsia="標楷體" w:hAnsi="標楷體" w:hint="eastAsia"/>
+          <w:rFonts w:ascii="標楷體" w:eastAsia="標楷體" w:hAnsi="標楷體"/>
           <w:sz w:val="28"/>
           <w:szCs w:val="28"/>
         </w:rPr>
@@ -1259,7 +1044,6 @@
         </w:rPr>
         <w:t>二十多歲「</w:t>
       </w:r>
-      <w:proofErr w:type="gramStart"/>
       <w:r>
         <w:rPr>
           <w:rFonts w:ascii="標楷體" w:eastAsia="標楷體" w:hAnsi="標楷體" w:hint="eastAsia"/>
@@ -1268,9 +1052,145 @@
           <w:sz w:val="28"/>
           <w:szCs w:val="28"/>
         </w:rPr>
-        <w:t>仗劍去</w:t>
-      </w:r>
-      <w:proofErr w:type="gramEnd"/>
+        <w:t>仗劍去國</w:t>
+      </w:r>
+      <w:r>
+        <w:rPr>
+          <w:rFonts w:ascii="標楷體" w:eastAsia="標楷體" w:hAnsi="標楷體" w:hint="eastAsia"/>
+          <w:sz w:val="28"/>
+          <w:szCs w:val="28"/>
+        </w:rPr>
+        <w:t>，辭親遠遊」出</w:t>
+      </w:r>
+      <w:r>
+        <w:rPr>
+          <w:rFonts w:ascii="標楷體" w:eastAsia="標楷體" w:hAnsi="標楷體" w:hint="eastAsia"/>
+          <w:sz w:val="28"/>
+          <w:szCs w:val="28"/>
+          <w:u w:val="single"/>
+        </w:rPr>
+        <w:t>蜀</w:t>
+      </w:r>
+      <w:r>
+        <w:rPr>
+          <w:rFonts w:ascii="標楷體" w:eastAsia="標楷體" w:hAnsi="標楷體" w:hint="eastAsia"/>
+          <w:sz w:val="28"/>
+          <w:szCs w:val="28"/>
+        </w:rPr>
+        <w:t>時的作品。全詩僅二十八字，卻如同一部節奏明快的公路電影，記錄了詩人從故鄉出發，順江而下的壯麗旅程與細膩心境。</w:t>
+      </w:r>
+    </w:p>
+    <w:p>
+      <w:pPr>
+        <w:spacing w:line="480" w:lineRule="exact"/>
+        <w:jc w:val="both"/>
+        <w:rPr>
+          <w:rFonts w:ascii="標楷體" w:eastAsia="標楷體" w:hAnsi="標楷體"/>
+          <w:sz w:val="28"/>
+          <w:szCs w:val="28"/>
+        </w:rPr>
+      </w:pPr>
+      <w:r>
+        <w:rPr>
+          <w:rFonts w:ascii="標楷體" w:eastAsia="標楷體" w:hAnsi="標楷體" w:hint="eastAsia"/>
+          <w:sz w:val="28"/>
+          <w:szCs w:val="28"/>
+        </w:rPr>
+        <w:t xml:space="preserve">　　</w:t>
+      </w:r>
+      <w:r>
+        <w:rPr>
+          <w:rFonts w:ascii="標楷體" w:eastAsia="標楷體" w:hAnsi="標楷體" w:hint="eastAsia"/>
+          <w:sz w:val="28"/>
+          <w:szCs w:val="28"/>
+        </w:rPr>
+        <w:t>這首詩最顯著的藝術特色，在於其地名的運用。詩中連用了「</w:t>
+      </w:r>
+      <w:r>
+        <w:rPr>
+          <w:rFonts w:ascii="標楷體" w:eastAsia="標楷體" w:hAnsi="標楷體" w:hint="eastAsia"/>
+          <w:sz w:val="28"/>
+          <w:szCs w:val="28"/>
+          <w:u w:val="single"/>
+        </w:rPr>
+        <w:t>峨眉山</w:t>
+      </w:r>
+      <w:r>
+        <w:rPr>
+          <w:rFonts w:ascii="標楷體" w:eastAsia="標楷體" w:hAnsi="標楷體" w:hint="eastAsia"/>
+          <w:sz w:val="28"/>
+          <w:szCs w:val="28"/>
+        </w:rPr>
+        <w:t>、</w:t>
+      </w:r>
+      <w:r>
+        <w:rPr>
+          <w:rFonts w:ascii="標楷體" w:eastAsia="標楷體" w:hAnsi="標楷體" w:hint="eastAsia"/>
+          <w:sz w:val="28"/>
+          <w:szCs w:val="28"/>
+          <w:u w:val="single"/>
+        </w:rPr>
+        <w:t>平羌江</w:t>
+      </w:r>
+      <w:r>
+        <w:rPr>
+          <w:rFonts w:ascii="標楷體" w:eastAsia="標楷體" w:hAnsi="標楷體" w:hint="eastAsia"/>
+          <w:sz w:val="28"/>
+          <w:szCs w:val="28"/>
+        </w:rPr>
+        <w:t>、</w:t>
+      </w:r>
+      <w:r>
+        <w:rPr>
+          <w:rFonts w:ascii="標楷體" w:eastAsia="標楷體" w:hAnsi="標楷體" w:hint="eastAsia"/>
+          <w:sz w:val="28"/>
+          <w:szCs w:val="28"/>
+          <w:u w:val="single"/>
+        </w:rPr>
+        <w:t>清溪</w:t>
+      </w:r>
+      <w:r>
+        <w:rPr>
+          <w:rFonts w:ascii="標楷體" w:eastAsia="標楷體" w:hAnsi="標楷體" w:hint="eastAsia"/>
+          <w:sz w:val="28"/>
+          <w:szCs w:val="28"/>
+        </w:rPr>
+        <w:t>、</w:t>
+      </w:r>
+      <w:r>
+        <w:rPr>
+          <w:rFonts w:ascii="標楷體" w:eastAsia="標楷體" w:hAnsi="標楷體" w:hint="eastAsia"/>
+          <w:sz w:val="28"/>
+          <w:szCs w:val="28"/>
+          <w:u w:val="single"/>
+        </w:rPr>
+        <w:t>三峽</w:t>
+      </w:r>
+      <w:r>
+        <w:rPr>
+          <w:rFonts w:ascii="標楷體" w:eastAsia="標楷體" w:hAnsi="標楷體" w:hint="eastAsia"/>
+          <w:sz w:val="28"/>
+          <w:szCs w:val="28"/>
+        </w:rPr>
+        <w:t>、</w:t>
+      </w:r>
+      <w:r>
+        <w:rPr>
+          <w:rFonts w:ascii="標楷體" w:eastAsia="標楷體" w:hAnsi="標楷體" w:hint="eastAsia"/>
+          <w:sz w:val="28"/>
+          <w:szCs w:val="28"/>
+          <w:u w:val="single"/>
+        </w:rPr>
+        <w:t>渝州</w:t>
+      </w:r>
+      <w:r>
+        <w:rPr>
+          <w:rFonts w:ascii="標楷體" w:eastAsia="標楷體" w:hAnsi="標楷體" w:hint="eastAsia"/>
+          <w:sz w:val="28"/>
+          <w:szCs w:val="28"/>
+        </w:rPr>
+        <w:t>」五個地名，這種手法在詩歌中極易顯得</w:t>
+      </w:r>
       <w:r>
         <w:rPr>
           <w:rFonts w:ascii="標楷體" w:eastAsia="標楷體" w:hAnsi="標楷體" w:hint="eastAsia"/>
@@ -1279,222 +1199,32 @@
           <w:sz w:val="28"/>
           <w:szCs w:val="28"/>
         </w:rPr>
-        <w:t>國</w:t>
-      </w:r>
-      <w:r>
-        <w:rPr>
-          <w:rFonts w:ascii="標楷體" w:eastAsia="標楷體" w:hAnsi="標楷體" w:hint="eastAsia"/>
-          <w:sz w:val="28"/>
-          <w:szCs w:val="28"/>
-        </w:rPr>
-        <w:t>，</w:t>
-      </w:r>
-      <w:proofErr w:type="gramStart"/>
-      <w:r>
-        <w:rPr>
-          <w:rFonts w:ascii="標楷體" w:eastAsia="標楷體" w:hAnsi="標楷體" w:hint="eastAsia"/>
-          <w:sz w:val="28"/>
-          <w:szCs w:val="28"/>
-        </w:rPr>
-        <w:t>辭親遠遊</w:t>
-      </w:r>
-      <w:proofErr w:type="gramEnd"/>
-      <w:r>
-        <w:rPr>
-          <w:rFonts w:ascii="標楷體" w:eastAsia="標楷體" w:hAnsi="標楷體" w:hint="eastAsia"/>
-          <w:sz w:val="28"/>
-          <w:szCs w:val="28"/>
-        </w:rPr>
-        <w:t>」</w:t>
-      </w:r>
-      <w:proofErr w:type="gramStart"/>
-      <w:r>
-        <w:rPr>
-          <w:rFonts w:ascii="標楷體" w:eastAsia="標楷體" w:hAnsi="標楷體" w:hint="eastAsia"/>
-          <w:sz w:val="28"/>
-          <w:szCs w:val="28"/>
-        </w:rPr>
-        <w:t>出</w:t>
-      </w:r>
-      <w:r>
-        <w:rPr>
-          <w:rFonts w:ascii="標楷體" w:eastAsia="標楷體" w:hAnsi="標楷體" w:hint="eastAsia"/>
-          <w:sz w:val="28"/>
-          <w:szCs w:val="28"/>
-          <w:u w:val="single"/>
-        </w:rPr>
-        <w:t>蜀</w:t>
-      </w:r>
-      <w:r>
-        <w:rPr>
-          <w:rFonts w:ascii="標楷體" w:eastAsia="標楷體" w:hAnsi="標楷體" w:hint="eastAsia"/>
-          <w:sz w:val="28"/>
-          <w:szCs w:val="28"/>
-        </w:rPr>
-        <w:t>時</w:t>
-      </w:r>
-      <w:proofErr w:type="gramEnd"/>
-      <w:r>
-        <w:rPr>
-          <w:rFonts w:ascii="標楷體" w:eastAsia="標楷體" w:hAnsi="標楷體" w:hint="eastAsia"/>
-          <w:sz w:val="28"/>
-          <w:szCs w:val="28"/>
-        </w:rPr>
-        <w:t>的作品。</w:t>
-      </w:r>
-      <w:proofErr w:type="gramStart"/>
-      <w:r>
-        <w:rPr>
-          <w:rFonts w:ascii="標楷體" w:eastAsia="標楷體" w:hAnsi="標楷體" w:hint="eastAsia"/>
-          <w:sz w:val="28"/>
-          <w:szCs w:val="28"/>
-        </w:rPr>
-        <w:t>全詩僅</w:t>
-      </w:r>
-      <w:proofErr w:type="gramEnd"/>
-      <w:r>
-        <w:rPr>
-          <w:rFonts w:ascii="標楷體" w:eastAsia="標楷體" w:hAnsi="標楷體" w:hint="eastAsia"/>
-          <w:sz w:val="28"/>
-          <w:szCs w:val="28"/>
-        </w:rPr>
-        <w:t>二十八字，卻如同一部節奏明快的公路電影，記錄了詩人從故鄉出發，順江而下的壯麗旅程與細膩心境。</w:t>
-      </w:r>
-    </w:p>
-    <w:p>
-      <w:pPr>
-        <w:spacing w:line="440" w:lineRule="exact"/>
-        <w:jc w:val="both"/>
-        <w:rPr>
-          <w:rFonts w:ascii="標楷體" w:eastAsia="標楷體" w:hAnsi="標楷體"/>
-          <w:sz w:val="28"/>
-          <w:szCs w:val="28"/>
-        </w:rPr>
-      </w:pPr>
-      <w:r>
-        <w:rPr>
-          <w:rFonts w:ascii="標楷體" w:eastAsia="標楷體" w:hAnsi="標楷體" w:hint="eastAsia"/>
-          <w:sz w:val="28"/>
-          <w:szCs w:val="28"/>
-        </w:rPr>
-        <w:t xml:space="preserve">　　</w:t>
-      </w:r>
-      <w:r>
-        <w:rPr>
-          <w:rFonts w:ascii="標楷體" w:eastAsia="標楷體" w:hAnsi="標楷體" w:hint="eastAsia"/>
-          <w:sz w:val="28"/>
-          <w:szCs w:val="28"/>
-        </w:rPr>
-        <w:t>這</w:t>
-      </w:r>
-      <w:proofErr w:type="gramStart"/>
-      <w:r>
-        <w:rPr>
-          <w:rFonts w:ascii="標楷體" w:eastAsia="標楷體" w:hAnsi="標楷體" w:hint="eastAsia"/>
-          <w:sz w:val="28"/>
-          <w:szCs w:val="28"/>
-        </w:rPr>
-        <w:t>首詩最顯著</w:t>
-      </w:r>
-      <w:proofErr w:type="gramEnd"/>
-      <w:r>
-        <w:rPr>
-          <w:rFonts w:ascii="標楷體" w:eastAsia="標楷體" w:hAnsi="標楷體" w:hint="eastAsia"/>
-          <w:sz w:val="28"/>
-          <w:szCs w:val="28"/>
-        </w:rPr>
-        <w:t>的藝術特色，在於其地名的運用。詩中連用了「</w:t>
-      </w:r>
-      <w:proofErr w:type="gramStart"/>
-      <w:r>
-        <w:rPr>
-          <w:rFonts w:ascii="標楷體" w:eastAsia="標楷體" w:hAnsi="標楷體" w:hint="eastAsia"/>
-          <w:sz w:val="28"/>
-          <w:szCs w:val="28"/>
-          <w:u w:val="single"/>
-        </w:rPr>
-        <w:t>峨眉山</w:t>
-      </w:r>
-      <w:proofErr w:type="gramEnd"/>
-      <w:r>
-        <w:rPr>
-          <w:rFonts w:ascii="標楷體" w:eastAsia="標楷體" w:hAnsi="標楷體" w:hint="eastAsia"/>
-          <w:sz w:val="28"/>
-          <w:szCs w:val="28"/>
-        </w:rPr>
-        <w:t>、</w:t>
-      </w:r>
-      <w:proofErr w:type="gramStart"/>
-      <w:r>
-        <w:rPr>
-          <w:rFonts w:ascii="標楷體" w:eastAsia="標楷體" w:hAnsi="標楷體" w:hint="eastAsia"/>
-          <w:sz w:val="28"/>
-          <w:szCs w:val="28"/>
-          <w:u w:val="single"/>
-        </w:rPr>
-        <w:t>平羌江</w:t>
-      </w:r>
-      <w:proofErr w:type="gramEnd"/>
-      <w:r>
-        <w:rPr>
-          <w:rFonts w:ascii="標楷體" w:eastAsia="標楷體" w:hAnsi="標楷體" w:hint="eastAsia"/>
-          <w:sz w:val="28"/>
-          <w:szCs w:val="28"/>
-        </w:rPr>
-        <w:t>、</w:t>
-      </w:r>
-      <w:r>
-        <w:rPr>
-          <w:rFonts w:ascii="標楷體" w:eastAsia="標楷體" w:hAnsi="標楷體" w:hint="eastAsia"/>
-          <w:sz w:val="28"/>
-          <w:szCs w:val="28"/>
-          <w:u w:val="single"/>
-        </w:rPr>
-        <w:t>清溪</w:t>
-      </w:r>
-      <w:r>
-        <w:rPr>
-          <w:rFonts w:ascii="標楷體" w:eastAsia="標楷體" w:hAnsi="標楷體" w:hint="eastAsia"/>
-          <w:sz w:val="28"/>
-          <w:szCs w:val="28"/>
-        </w:rPr>
-        <w:t>、</w:t>
-      </w:r>
-      <w:r>
-        <w:rPr>
-          <w:rFonts w:ascii="標楷體" w:eastAsia="標楷體" w:hAnsi="標楷體" w:hint="eastAsia"/>
-          <w:sz w:val="28"/>
-          <w:szCs w:val="28"/>
-          <w:u w:val="single"/>
-        </w:rPr>
-        <w:t>三峽</w:t>
-      </w:r>
-      <w:r>
-        <w:rPr>
-          <w:rFonts w:ascii="標楷體" w:eastAsia="標楷體" w:hAnsi="標楷體" w:hint="eastAsia"/>
-          <w:sz w:val="28"/>
-          <w:szCs w:val="28"/>
-        </w:rPr>
-        <w:t>、</w:t>
-      </w:r>
-      <w:proofErr w:type="gramStart"/>
-      <w:r>
-        <w:rPr>
-          <w:rFonts w:ascii="標楷體" w:eastAsia="標楷體" w:hAnsi="標楷體" w:hint="eastAsia"/>
-          <w:sz w:val="28"/>
-          <w:szCs w:val="28"/>
-          <w:u w:val="single"/>
-        </w:rPr>
-        <w:t>渝州</w:t>
-      </w:r>
-      <w:proofErr w:type="gramEnd"/>
-      <w:r>
-        <w:rPr>
-          <w:rFonts w:ascii="標楷體" w:eastAsia="標楷體" w:hAnsi="標楷體" w:hint="eastAsia"/>
-          <w:sz w:val="28"/>
-          <w:szCs w:val="28"/>
-        </w:rPr>
-        <w:t>」五個地名，這種手法在詩歌中極易顯得</w:t>
+        <w:t>堆砌</w:t>
+      </w:r>
+      <w:r>
+        <w:rPr>
+          <w:rFonts w:ascii="標楷體" w:eastAsia="標楷體" w:hAnsi="標楷體" w:hint="eastAsia"/>
+          <w:sz w:val="28"/>
+          <w:szCs w:val="28"/>
+        </w:rPr>
+        <w:t>沉悶，但</w:t>
+      </w:r>
+      <w:r>
+        <w:rPr>
+          <w:rFonts w:ascii="標楷體" w:eastAsia="標楷體" w:hAnsi="標楷體" w:hint="eastAsia"/>
+          <w:sz w:val="28"/>
+          <w:szCs w:val="28"/>
+          <w:u w:val="single"/>
+        </w:rPr>
+        <w:t>李白</w:t>
+      </w:r>
+      <w:r>
+        <w:rPr>
+          <w:rFonts w:ascii="標楷體" w:eastAsia="標楷體" w:hAnsi="標楷體" w:hint="eastAsia"/>
+          <w:sz w:val="28"/>
+          <w:szCs w:val="28"/>
+        </w:rPr>
+        <w:t>卻處理得</w:t>
       </w:r>
       <w:r>
         <w:rPr>
@@ -1504,32 +1234,15 @@
           <w:sz w:val="28"/>
           <w:szCs w:val="28"/>
         </w:rPr>
-        <w:t>堆砌</w:t>
-      </w:r>
-      <w:r>
-        <w:rPr>
-          <w:rFonts w:ascii="標楷體" w:eastAsia="標楷體" w:hAnsi="標楷體" w:hint="eastAsia"/>
-          <w:sz w:val="28"/>
-          <w:szCs w:val="28"/>
-        </w:rPr>
-        <w:t>沉悶，但</w:t>
-      </w:r>
-      <w:r>
-        <w:rPr>
-          <w:rFonts w:ascii="標楷體" w:eastAsia="標楷體" w:hAnsi="標楷體" w:hint="eastAsia"/>
-          <w:sz w:val="28"/>
-          <w:szCs w:val="28"/>
-          <w:u w:val="single"/>
-        </w:rPr>
-        <w:t>李白</w:t>
-      </w:r>
-      <w:r>
-        <w:rPr>
-          <w:rFonts w:ascii="標楷體" w:eastAsia="標楷體" w:hAnsi="標楷體" w:hint="eastAsia"/>
-          <w:sz w:val="28"/>
-          <w:szCs w:val="28"/>
-        </w:rPr>
-        <w:t>卻處理得</w:t>
+        <w:t>行雲流水</w:t>
+      </w:r>
+      <w:r>
+        <w:rPr>
+          <w:rFonts w:ascii="標楷體" w:eastAsia="標楷體" w:hAnsi="標楷體" w:hint="eastAsia"/>
+          <w:sz w:val="28"/>
+          <w:szCs w:val="28"/>
+        </w:rPr>
+        <w:t>。這五個地點並非隨意</w:t>
       </w:r>
       <w:r>
         <w:rPr>
@@ -1539,33 +1252,115 @@
           <w:sz w:val="28"/>
           <w:szCs w:val="28"/>
         </w:rPr>
-        <w:t>行雲流水</w:t>
-      </w:r>
-      <w:r>
-        <w:rPr>
-          <w:rFonts w:ascii="標楷體" w:eastAsia="標楷體" w:hAnsi="標楷體" w:hint="eastAsia"/>
-          <w:sz w:val="28"/>
-          <w:szCs w:val="28"/>
-        </w:rPr>
-        <w:t>。這五</w:t>
-      </w:r>
-      <w:proofErr w:type="gramStart"/>
-      <w:r>
-        <w:rPr>
-          <w:rFonts w:ascii="標楷體" w:eastAsia="標楷體" w:hAnsi="標楷體" w:hint="eastAsia"/>
-          <w:sz w:val="28"/>
-          <w:szCs w:val="28"/>
-        </w:rPr>
-        <w:t>個</w:t>
-      </w:r>
-      <w:proofErr w:type="gramEnd"/>
-      <w:r>
-        <w:rPr>
-          <w:rFonts w:ascii="標楷體" w:eastAsia="標楷體" w:hAnsi="標楷體" w:hint="eastAsia"/>
-          <w:sz w:val="28"/>
-          <w:szCs w:val="28"/>
-        </w:rPr>
-        <w:t>地點並非隨意</w:t>
+        <w:t>羅列</w:t>
+      </w:r>
+      <w:r>
+        <w:rPr>
+          <w:rFonts w:ascii="標楷體" w:eastAsia="標楷體" w:hAnsi="標楷體" w:hint="eastAsia"/>
+          <w:sz w:val="28"/>
+          <w:szCs w:val="28"/>
+        </w:rPr>
+        <w:t>，而是構成了一個空間上的遞進序列：從點（山、江）到線（出發地</w:t>
+      </w:r>
+      <w:r>
+        <w:rPr>
+          <w:rFonts w:ascii="標楷體" w:eastAsia="標楷體" w:hAnsi="標楷體" w:hint="eastAsia"/>
+          <w:sz w:val="28"/>
+          <w:szCs w:val="28"/>
+          <w:u w:val="single"/>
+        </w:rPr>
+        <w:t>清溪</w:t>
+      </w:r>
+      <w:r>
+        <w:rPr>
+          <w:rFonts w:ascii="標楷體" w:eastAsia="標楷體" w:hAnsi="標楷體" w:hint="eastAsia"/>
+          <w:sz w:val="28"/>
+          <w:szCs w:val="28"/>
+        </w:rPr>
+        <w:t>與目的地</w:t>
+      </w:r>
+      <w:r>
+        <w:rPr>
+          <w:rFonts w:ascii="標楷體" w:eastAsia="標楷體" w:hAnsi="標楷體" w:hint="eastAsia"/>
+          <w:sz w:val="28"/>
+          <w:szCs w:val="28"/>
+          <w:u w:val="single"/>
+        </w:rPr>
+        <w:t>三峽</w:t>
+      </w:r>
+      <w:r>
+        <w:rPr>
+          <w:rFonts w:ascii="標楷體" w:eastAsia="標楷體" w:hAnsi="標楷體" w:hint="eastAsia"/>
+          <w:sz w:val="28"/>
+          <w:szCs w:val="28"/>
+        </w:rPr>
+        <w:t>），最後到更遠的轉運點（</w:t>
+      </w:r>
+      <w:r>
+        <w:rPr>
+          <w:rFonts w:ascii="標楷體" w:eastAsia="標楷體" w:hAnsi="標楷體" w:hint="eastAsia"/>
+          <w:sz w:val="28"/>
+          <w:szCs w:val="28"/>
+          <w:u w:val="single"/>
+        </w:rPr>
+        <w:t>渝州</w:t>
+      </w:r>
+      <w:r>
+        <w:rPr>
+          <w:rFonts w:ascii="標楷體" w:eastAsia="標楷體" w:hAnsi="標楷體" w:hint="eastAsia"/>
+          <w:sz w:val="28"/>
+          <w:szCs w:val="28"/>
+        </w:rPr>
+        <w:t>）。隨</w:t>
+      </w:r>
+      <w:r>
+        <w:rPr>
+          <w:rFonts w:ascii="標楷體" w:eastAsia="標楷體" w:hAnsi="標楷體" w:hint="eastAsia"/>
+          <w:sz w:val="28"/>
+          <w:szCs w:val="28"/>
+        </w:rPr>
+        <w:t>著</w:t>
+      </w:r>
+      <w:r>
+        <w:rPr>
+          <w:rFonts w:ascii="標楷體" w:eastAsia="標楷體" w:hAnsi="標楷體" w:hint="eastAsia"/>
+          <w:sz w:val="28"/>
+          <w:szCs w:val="28"/>
+        </w:rPr>
+        <w:t>地名的轉換，讀者彷彿坐上了</w:t>
+      </w:r>
+      <w:r>
+        <w:rPr>
+          <w:rFonts w:ascii="標楷體" w:eastAsia="標楷體" w:hAnsi="標楷體" w:hint="eastAsia"/>
+          <w:sz w:val="28"/>
+          <w:szCs w:val="28"/>
+          <w:u w:val="single"/>
+        </w:rPr>
+        <w:t>李白</w:t>
+      </w:r>
+      <w:r>
+        <w:rPr>
+          <w:rFonts w:ascii="標楷體" w:eastAsia="標楷體" w:hAnsi="標楷體" w:hint="eastAsia"/>
+          <w:sz w:val="28"/>
+          <w:szCs w:val="28"/>
+        </w:rPr>
+        <w:t>的輕舟，感受</w:t>
+      </w:r>
+      <w:r>
+        <w:rPr>
+          <w:rFonts w:ascii="標楷體" w:eastAsia="標楷體" w:hAnsi="標楷體" w:hint="eastAsia"/>
+          <w:sz w:val="28"/>
+          <w:szCs w:val="28"/>
+        </w:rPr>
+        <w:t>著</w:t>
+      </w:r>
+      <w:r>
+        <w:rPr>
+          <w:rFonts w:ascii="標楷體" w:eastAsia="標楷體" w:hAnsi="標楷體" w:hint="eastAsia"/>
+          <w:sz w:val="28"/>
+          <w:szCs w:val="28"/>
+        </w:rPr>
+        <w:t>江水的</w:t>
       </w:r>
       <w:r>
         <w:rPr>
@@ -1575,115 +1370,43 @@
           <w:sz w:val="28"/>
           <w:szCs w:val="28"/>
         </w:rPr>
-        <w:t>羅列</w:t>
-      </w:r>
-      <w:r>
-        <w:rPr>
-          <w:rFonts w:ascii="標楷體" w:eastAsia="標楷體" w:hAnsi="標楷體" w:hint="eastAsia"/>
-          <w:sz w:val="28"/>
-          <w:szCs w:val="28"/>
-        </w:rPr>
-        <w:t>，而是構成了一個空間上的遞進序列：從點（山、江）到線（出發地</w:t>
-      </w:r>
-      <w:r>
-        <w:rPr>
-          <w:rFonts w:ascii="標楷體" w:eastAsia="標楷體" w:hAnsi="標楷體" w:hint="eastAsia"/>
-          <w:sz w:val="28"/>
-          <w:szCs w:val="28"/>
-          <w:u w:val="single"/>
-        </w:rPr>
-        <w:t>清溪</w:t>
-      </w:r>
-      <w:r>
-        <w:rPr>
-          <w:rFonts w:ascii="標楷體" w:eastAsia="標楷體" w:hAnsi="標楷體" w:hint="eastAsia"/>
-          <w:sz w:val="28"/>
-          <w:szCs w:val="28"/>
-        </w:rPr>
-        <w:t>與目的地</w:t>
-      </w:r>
-      <w:r>
-        <w:rPr>
-          <w:rFonts w:ascii="標楷體" w:eastAsia="標楷體" w:hAnsi="標楷體" w:hint="eastAsia"/>
-          <w:sz w:val="28"/>
-          <w:szCs w:val="28"/>
-          <w:u w:val="single"/>
-        </w:rPr>
-        <w:t>三峽</w:t>
-      </w:r>
-      <w:r>
-        <w:rPr>
-          <w:rFonts w:ascii="標楷體" w:eastAsia="標楷體" w:hAnsi="標楷體" w:hint="eastAsia"/>
-          <w:sz w:val="28"/>
-          <w:szCs w:val="28"/>
-        </w:rPr>
-        <w:t>），最後到更遠的轉運點（</w:t>
-      </w:r>
-      <w:r>
-        <w:rPr>
-          <w:rFonts w:ascii="標楷體" w:eastAsia="標楷體" w:hAnsi="標楷體" w:hint="eastAsia"/>
-          <w:sz w:val="28"/>
-          <w:szCs w:val="28"/>
-          <w:u w:val="single"/>
-        </w:rPr>
-        <w:t>渝州</w:t>
-      </w:r>
-      <w:r>
-        <w:rPr>
-          <w:rFonts w:ascii="標楷體" w:eastAsia="標楷體" w:hAnsi="標楷體" w:hint="eastAsia"/>
-          <w:sz w:val="28"/>
-          <w:szCs w:val="28"/>
-        </w:rPr>
-        <w:t>）。隨</w:t>
-      </w:r>
-      <w:r>
-        <w:rPr>
-          <w:rFonts w:ascii="標楷體" w:eastAsia="標楷體" w:hAnsi="標楷體" w:hint="eastAsia"/>
-          <w:sz w:val="28"/>
-          <w:szCs w:val="28"/>
-        </w:rPr>
-        <w:t>著</w:t>
-      </w:r>
-      <w:r>
-        <w:rPr>
-          <w:rFonts w:ascii="標楷體" w:eastAsia="標楷體" w:hAnsi="標楷體" w:hint="eastAsia"/>
-          <w:sz w:val="28"/>
-          <w:szCs w:val="28"/>
-        </w:rPr>
-        <w:t>地名的轉換，讀者彷彿坐上了</w:t>
-      </w:r>
-      <w:r>
-        <w:rPr>
-          <w:rFonts w:ascii="標楷體" w:eastAsia="標楷體" w:hAnsi="標楷體" w:hint="eastAsia"/>
-          <w:sz w:val="28"/>
-          <w:szCs w:val="28"/>
-          <w:u w:val="single"/>
-        </w:rPr>
-        <w:t>李白</w:t>
-      </w:r>
-      <w:r>
-        <w:rPr>
-          <w:rFonts w:ascii="標楷體" w:eastAsia="標楷體" w:hAnsi="標楷體" w:hint="eastAsia"/>
-          <w:sz w:val="28"/>
-          <w:szCs w:val="28"/>
-        </w:rPr>
-        <w:t>的輕舟，感受</w:t>
-      </w:r>
-      <w:r>
-        <w:rPr>
-          <w:rFonts w:ascii="標楷體" w:eastAsia="標楷體" w:hAnsi="標楷體" w:hint="eastAsia"/>
-          <w:sz w:val="28"/>
-          <w:szCs w:val="28"/>
-        </w:rPr>
-        <w:t>著</w:t>
-      </w:r>
-      <w:r>
-        <w:rPr>
-          <w:rFonts w:ascii="標楷體" w:eastAsia="標楷體" w:hAnsi="標楷體" w:hint="eastAsia"/>
-          <w:sz w:val="28"/>
-          <w:szCs w:val="28"/>
-        </w:rPr>
-        <w:t>江水的</w:t>
+        <w:t>湍急</w:t>
+      </w:r>
+      <w:r>
+        <w:rPr>
+          <w:rFonts w:ascii="標楷體" w:eastAsia="標楷體" w:hAnsi="標楷體" w:hint="eastAsia"/>
+          <w:sz w:val="28"/>
+          <w:szCs w:val="28"/>
+        </w:rPr>
+        <w:t>與船行之快。</w:t>
+      </w:r>
+    </w:p>
+    <w:p>
+      <w:pPr>
+        <w:spacing w:line="480" w:lineRule="exact"/>
+        <w:jc w:val="both"/>
+        <w:rPr>
+          <w:rFonts w:ascii="標楷體" w:eastAsia="標楷體" w:hAnsi="標楷體"/>
+          <w:sz w:val="28"/>
+          <w:szCs w:val="28"/>
+        </w:rPr>
+      </w:pPr>
+      <w:r>
+        <w:rPr>
+          <w:rFonts w:ascii="標楷體" w:eastAsia="標楷體" w:hAnsi="標楷體" w:hint="eastAsia"/>
+          <w:sz w:val="28"/>
+          <w:szCs w:val="28"/>
+        </w:rPr>
+        <w:lastRenderedPageBreak/>
+        <w:t xml:space="preserve">　　</w:t>
+      </w:r>
+      <w:r>
+        <w:rPr>
+          <w:rFonts w:ascii="標楷體" w:eastAsia="標楷體" w:hAnsi="標楷體" w:hint="eastAsia"/>
+          <w:sz w:val="28"/>
+          <w:szCs w:val="28"/>
+        </w:rPr>
+        <w:t>詩的首句「峨眉山月半輪秋」便抓住了視覺核心。一個「秋」字，不僅點出</w:t>
       </w:r>
       <w:r>
         <w:rPr>
@@ -1693,23 +1416,23 @@
           <w:sz w:val="28"/>
           <w:szCs w:val="28"/>
         </w:rPr>
-        <w:t>湍急</w:t>
-      </w:r>
-      <w:r>
-        <w:rPr>
-          <w:rFonts w:ascii="標楷體" w:eastAsia="標楷體" w:hAnsi="標楷體" w:hint="eastAsia"/>
-          <w:sz w:val="28"/>
-          <w:szCs w:val="28"/>
-        </w:rPr>
-        <w:t>與船行之快。</w:t>
-      </w:r>
-    </w:p>
-    <w:p>
-      <w:pPr>
-        <w:spacing w:line="440" w:lineRule="exact"/>
+        <w:t>時令</w:t>
+      </w:r>
+      <w:r>
+        <w:rPr>
+          <w:rFonts w:ascii="標楷體" w:eastAsia="標楷體" w:hAnsi="標楷體" w:hint="eastAsia"/>
+          <w:sz w:val="28"/>
+          <w:szCs w:val="28"/>
+        </w:rPr>
+        <w:t>，更賦予月色一種清冷、高潔的情懷。此時的月亮不僅是自然景觀，更是故鄉的象徵。次句「影入平羌江水流」將天上的月、水中的影、奔騰的江水融為一體，創造出「月隨人行、水送月流」的動態美感。</w:t>
+      </w:r>
+    </w:p>
+    <w:p>
+      <w:pPr>
+        <w:spacing w:line="480" w:lineRule="exact"/>
         <w:jc w:val="both"/>
         <w:rPr>
-          <w:rFonts w:ascii="標楷體" w:eastAsia="標楷體" w:hAnsi="標楷體" w:hint="eastAsia"/>
+          <w:rFonts w:ascii="標楷體" w:eastAsia="標楷體" w:hAnsi="標楷體"/>
           <w:sz w:val="28"/>
           <w:szCs w:val="28"/>
         </w:rPr>
@@ -1728,25 +1451,24 @@
           <w:sz w:val="28"/>
           <w:szCs w:val="28"/>
         </w:rPr>
-        <w:t>詩的</w:t>
-      </w:r>
-      <w:proofErr w:type="gramStart"/>
-      <w:r>
-        <w:rPr>
-          <w:rFonts w:ascii="標楷體" w:eastAsia="標楷體" w:hAnsi="標楷體" w:hint="eastAsia"/>
-          <w:sz w:val="28"/>
-          <w:szCs w:val="28"/>
-        </w:rPr>
-        <w:t>首句「峨眉山月半輪秋</w:t>
-      </w:r>
-      <w:proofErr w:type="gramEnd"/>
-      <w:r>
-        <w:rPr>
-          <w:rFonts w:ascii="標楷體" w:eastAsia="標楷體" w:hAnsi="標楷體" w:hint="eastAsia"/>
-          <w:sz w:val="28"/>
-          <w:szCs w:val="28"/>
-        </w:rPr>
-        <w:t>」便抓住了視覺核心。一個「秋」字，不僅點出</w:t>
+        <w:t>而在後半段，詩人使用了「思君不見」的擬人手法。這裡的「君」指代的正是那輪明月。當山勢阻擋、河道轉折，月影隱沒時，詩人產生了失落感。這種「不見」與「思」的矛盾，微妙地轉化為對故鄉的依戀。</w:t>
+      </w:r>
+      <w:r>
+        <w:rPr>
+          <w:rFonts w:ascii="標楷體" w:eastAsia="標楷體" w:hAnsi="標楷體" w:hint="eastAsia"/>
+          <w:sz w:val="28"/>
+          <w:szCs w:val="28"/>
+          <w:u w:val="single"/>
+        </w:rPr>
+        <w:t>李白</w:t>
+      </w:r>
+      <w:r>
+        <w:rPr>
+          <w:rFonts w:ascii="標楷體" w:eastAsia="標楷體" w:hAnsi="標楷體" w:hint="eastAsia"/>
+          <w:sz w:val="28"/>
+          <w:szCs w:val="28"/>
+        </w:rPr>
+        <w:t>不直言離愁，卻透過對月亮的追逐與</w:t>
       </w:r>
       <w:r>
         <w:rPr>
@@ -1756,132 +1478,15 @@
           <w:sz w:val="28"/>
           <w:szCs w:val="28"/>
         </w:rPr>
-        <w:lastRenderedPageBreak/>
-        <w:t>時令</w:t>
-      </w:r>
-      <w:r>
-        <w:rPr>
-          <w:rFonts w:ascii="標楷體" w:eastAsia="標楷體" w:hAnsi="標楷體" w:hint="eastAsia"/>
-          <w:sz w:val="28"/>
-          <w:szCs w:val="28"/>
-        </w:rPr>
-        <w:t>，更賦予月色一種清冷、高潔的情懷。此時的月亮不僅是自然景觀，更是故鄉的象徵。</w:t>
-      </w:r>
-      <w:proofErr w:type="gramStart"/>
-      <w:r>
-        <w:rPr>
-          <w:rFonts w:ascii="標楷體" w:eastAsia="標楷體" w:hAnsi="標楷體" w:hint="eastAsia"/>
-          <w:sz w:val="28"/>
-          <w:szCs w:val="28"/>
-        </w:rPr>
-        <w:t>次句「影入</w:t>
-      </w:r>
-      <w:proofErr w:type="gramEnd"/>
-      <w:r>
-        <w:rPr>
-          <w:rFonts w:ascii="標楷體" w:eastAsia="標楷體" w:hAnsi="標楷體" w:hint="eastAsia"/>
-          <w:sz w:val="28"/>
-          <w:szCs w:val="28"/>
-        </w:rPr>
-        <w:t>平羌江水流」將天上的月、水中的影、奔騰的江水融為一體，創造出「</w:t>
-      </w:r>
-      <w:proofErr w:type="gramStart"/>
-      <w:r>
-        <w:rPr>
-          <w:rFonts w:ascii="標楷體" w:eastAsia="標楷體" w:hAnsi="標楷體" w:hint="eastAsia"/>
-          <w:sz w:val="28"/>
-          <w:szCs w:val="28"/>
-        </w:rPr>
-        <w:t>月隨人</w:t>
-      </w:r>
-      <w:proofErr w:type="gramEnd"/>
-      <w:r>
-        <w:rPr>
-          <w:rFonts w:ascii="標楷體" w:eastAsia="標楷體" w:hAnsi="標楷體" w:hint="eastAsia"/>
-          <w:sz w:val="28"/>
-          <w:szCs w:val="28"/>
-        </w:rPr>
-        <w:t>行、水</w:t>
-      </w:r>
-      <w:proofErr w:type="gramStart"/>
-      <w:r>
-        <w:rPr>
-          <w:rFonts w:ascii="標楷體" w:eastAsia="標楷體" w:hAnsi="標楷體" w:hint="eastAsia"/>
-          <w:sz w:val="28"/>
-          <w:szCs w:val="28"/>
-        </w:rPr>
-        <w:t>送月流</w:t>
-      </w:r>
-      <w:proofErr w:type="gramEnd"/>
-      <w:r>
-        <w:rPr>
-          <w:rFonts w:ascii="標楷體" w:eastAsia="標楷體" w:hAnsi="標楷體" w:hint="eastAsia"/>
-          <w:sz w:val="28"/>
-          <w:szCs w:val="28"/>
-        </w:rPr>
-        <w:t>」的動態美感。</w:t>
-      </w:r>
-    </w:p>
-    <w:p>
-      <w:pPr>
-        <w:spacing w:line="440" w:lineRule="exact"/>
-        <w:jc w:val="both"/>
-        <w:rPr>
-          <w:rFonts w:ascii="標楷體" w:eastAsia="標楷體" w:hAnsi="標楷體" w:hint="eastAsia"/>
-          <w:sz w:val="28"/>
-          <w:szCs w:val="28"/>
-        </w:rPr>
-      </w:pPr>
-      <w:r>
-        <w:rPr>
-          <w:rFonts w:ascii="標楷體" w:eastAsia="標楷體" w:hAnsi="標楷體" w:hint="eastAsia"/>
-          <w:sz w:val="28"/>
-          <w:szCs w:val="28"/>
-        </w:rPr>
-        <w:t xml:space="preserve">　　</w:t>
-      </w:r>
-      <w:r>
-        <w:rPr>
-          <w:rFonts w:ascii="標楷體" w:eastAsia="標楷體" w:hAnsi="標楷體" w:hint="eastAsia"/>
-          <w:sz w:val="28"/>
-          <w:szCs w:val="28"/>
-        </w:rPr>
-        <w:t>而在後半段，詩人使用了「思君不見」的擬人手法。這裡的「君」</w:t>
-      </w:r>
-      <w:proofErr w:type="gramStart"/>
-      <w:r>
-        <w:rPr>
-          <w:rFonts w:ascii="標楷體" w:eastAsia="標楷體" w:hAnsi="標楷體" w:hint="eastAsia"/>
-          <w:sz w:val="28"/>
-          <w:szCs w:val="28"/>
-        </w:rPr>
-        <w:t>指代的</w:t>
-      </w:r>
-      <w:proofErr w:type="gramEnd"/>
-      <w:r>
-        <w:rPr>
-          <w:rFonts w:ascii="標楷體" w:eastAsia="標楷體" w:hAnsi="標楷體" w:hint="eastAsia"/>
-          <w:sz w:val="28"/>
-          <w:szCs w:val="28"/>
-        </w:rPr>
-        <w:t>正是那輪明月。當山勢阻擋、河道轉折，月影隱沒時，詩人產生了失落感。這種「不見」與「思」的矛盾，微妙地轉化為對故鄉的依戀。</w:t>
-      </w:r>
-      <w:r>
-        <w:rPr>
-          <w:rFonts w:ascii="標楷體" w:eastAsia="標楷體" w:hAnsi="標楷體" w:hint="eastAsia"/>
-          <w:sz w:val="28"/>
-          <w:szCs w:val="28"/>
-          <w:u w:val="single"/>
-        </w:rPr>
-        <w:t>李白</w:t>
-      </w:r>
-      <w:r>
-        <w:rPr>
-          <w:rFonts w:ascii="標楷體" w:eastAsia="標楷體" w:hAnsi="標楷體" w:hint="eastAsia"/>
-          <w:sz w:val="28"/>
-          <w:szCs w:val="28"/>
-        </w:rPr>
-        <w:t>不直言離愁，卻透過對月亮的追逐與</w:t>
+        <w:t>悵惘</w:t>
+      </w:r>
+      <w:r>
+        <w:rPr>
+          <w:rFonts w:ascii="標楷體" w:eastAsia="標楷體" w:hAnsi="標楷體" w:hint="eastAsia"/>
+          <w:sz w:val="28"/>
+          <w:szCs w:val="28"/>
+        </w:rPr>
+        <w:t>，將不捨之情寄託在</w:t>
       </w:r>
       <w:r>
         <w:rPr>
@@ -1891,33 +1496,75 @@
           <w:sz w:val="28"/>
           <w:szCs w:val="28"/>
         </w:rPr>
-        <w:t>悵惘</w:t>
-      </w:r>
-      <w:r>
-        <w:rPr>
-          <w:rFonts w:ascii="標楷體" w:eastAsia="標楷體" w:hAnsi="標楷體" w:hint="eastAsia"/>
-          <w:sz w:val="28"/>
-          <w:szCs w:val="28"/>
-        </w:rPr>
-        <w:t>，將不</w:t>
-      </w:r>
-      <w:proofErr w:type="gramStart"/>
-      <w:r>
-        <w:rPr>
-          <w:rFonts w:ascii="標楷體" w:eastAsia="標楷體" w:hAnsi="標楷體" w:hint="eastAsia"/>
-          <w:sz w:val="28"/>
-          <w:szCs w:val="28"/>
-        </w:rPr>
-        <w:t>捨</w:t>
-      </w:r>
-      <w:proofErr w:type="gramEnd"/>
-      <w:r>
-        <w:rPr>
-          <w:rFonts w:ascii="標楷體" w:eastAsia="標楷體" w:hAnsi="標楷體" w:hint="eastAsia"/>
-          <w:sz w:val="28"/>
-          <w:szCs w:val="28"/>
-        </w:rPr>
-        <w:t>之情寄託在</w:t>
+        <w:t>朗朗清輝</w:t>
+      </w:r>
+      <w:r>
+        <w:rPr>
+          <w:rFonts w:ascii="標楷體" w:eastAsia="標楷體" w:hAnsi="標楷體" w:hint="eastAsia"/>
+          <w:sz w:val="28"/>
+          <w:szCs w:val="28"/>
+        </w:rPr>
+        <w:t>之中。</w:t>
+      </w:r>
+    </w:p>
+    <w:p>
+      <w:pPr>
+        <w:spacing w:line="480" w:lineRule="exact"/>
+        <w:jc w:val="both"/>
+        <w:rPr>
+          <w:rFonts w:ascii="標楷體" w:eastAsia="標楷體" w:hAnsi="標楷體"/>
+          <w:sz w:val="28"/>
+          <w:szCs w:val="28"/>
+        </w:rPr>
+      </w:pPr>
+      <w:r>
+        <w:rPr>
+          <w:rFonts w:ascii="標楷體" w:eastAsia="標楷體" w:hAnsi="標楷體" w:hint="eastAsia"/>
+          <w:sz w:val="28"/>
+          <w:szCs w:val="28"/>
+        </w:rPr>
+        <w:t xml:space="preserve">　　</w:t>
+      </w:r>
+      <w:r>
+        <w:rPr>
+          <w:rFonts w:ascii="標楷體" w:eastAsia="標楷體" w:hAnsi="標楷體" w:hint="eastAsia"/>
+          <w:sz w:val="28"/>
+          <w:szCs w:val="28"/>
+        </w:rPr>
+        <w:t>這首詩展現了</w:t>
+      </w:r>
+      <w:r>
+        <w:rPr>
+          <w:rFonts w:ascii="標楷體" w:eastAsia="標楷體" w:hAnsi="標楷體" w:hint="eastAsia"/>
+          <w:sz w:val="28"/>
+          <w:szCs w:val="28"/>
+          <w:u w:val="single"/>
+        </w:rPr>
+        <w:t>盛唐</w:t>
+      </w:r>
+      <w:r>
+        <w:rPr>
+          <w:rFonts w:ascii="標楷體" w:eastAsia="標楷體" w:hAnsi="標楷體" w:hint="eastAsia"/>
+          <w:sz w:val="28"/>
+          <w:szCs w:val="28"/>
+        </w:rPr>
+        <w:t>文學特有的氣象：開闊、自信、充滿動感。雖然帶</w:t>
+      </w:r>
+      <w:r>
+        <w:rPr>
+          <w:rFonts w:ascii="標楷體" w:eastAsia="標楷體" w:hAnsi="標楷體" w:hint="eastAsia"/>
+          <w:sz w:val="28"/>
+          <w:szCs w:val="28"/>
+        </w:rPr>
+        <w:t>著</w:t>
+      </w:r>
+      <w:r>
+        <w:rPr>
+          <w:rFonts w:ascii="標楷體" w:eastAsia="標楷體" w:hAnsi="標楷體" w:hint="eastAsia"/>
+          <w:sz w:val="28"/>
+          <w:szCs w:val="28"/>
+        </w:rPr>
+        <w:t>淡淡的離別思緒，但全詩的基調是昂揚的。「夜發」、「向」、「下」等動作</w:t>
       </w:r>
       <w:r>
         <w:rPr>
@@ -1927,149 +1574,33 @@
           <w:sz w:val="28"/>
           <w:szCs w:val="28"/>
         </w:rPr>
-        <w:t>朗朗清輝</w:t>
-      </w:r>
-      <w:r>
-        <w:rPr>
-          <w:rFonts w:ascii="標楷體" w:eastAsia="標楷體" w:hAnsi="標楷體" w:hint="eastAsia"/>
-          <w:sz w:val="28"/>
-          <w:szCs w:val="28"/>
-        </w:rPr>
-        <w:t>之中。</w:t>
-      </w:r>
-    </w:p>
-    <w:p>
-      <w:pPr>
-        <w:spacing w:line="440" w:lineRule="exact"/>
-        <w:jc w:val="both"/>
-        <w:rPr>
-          <w:rFonts w:ascii="標楷體" w:eastAsia="標楷體" w:hAnsi="標楷體"/>
-          <w:sz w:val="28"/>
-          <w:szCs w:val="28"/>
-        </w:rPr>
-      </w:pPr>
-      <w:r>
-        <w:rPr>
-          <w:rFonts w:ascii="標楷體" w:eastAsia="標楷體" w:hAnsi="標楷體" w:hint="eastAsia"/>
-          <w:sz w:val="28"/>
-          <w:szCs w:val="28"/>
-        </w:rPr>
-        <w:t xml:space="preserve">　　</w:t>
-      </w:r>
-      <w:r>
-        <w:rPr>
-          <w:rFonts w:ascii="標楷體" w:eastAsia="標楷體" w:hAnsi="標楷體" w:hint="eastAsia"/>
-          <w:sz w:val="28"/>
-          <w:szCs w:val="28"/>
-        </w:rPr>
-        <w:t>這首詩</w:t>
-      </w:r>
-      <w:proofErr w:type="gramStart"/>
-      <w:r>
-        <w:rPr>
-          <w:rFonts w:ascii="標楷體" w:eastAsia="標楷體" w:hAnsi="標楷體" w:hint="eastAsia"/>
-          <w:sz w:val="28"/>
-          <w:szCs w:val="28"/>
-        </w:rPr>
-        <w:t>展現了</w:t>
-      </w:r>
-      <w:r>
-        <w:rPr>
-          <w:rFonts w:ascii="標楷體" w:eastAsia="標楷體" w:hAnsi="標楷體" w:hint="eastAsia"/>
-          <w:sz w:val="28"/>
-          <w:szCs w:val="28"/>
-          <w:u w:val="single"/>
-        </w:rPr>
-        <w:t>盛唐</w:t>
-      </w:r>
-      <w:r>
-        <w:rPr>
-          <w:rFonts w:ascii="標楷體" w:eastAsia="標楷體" w:hAnsi="標楷體" w:hint="eastAsia"/>
-          <w:sz w:val="28"/>
-          <w:szCs w:val="28"/>
-        </w:rPr>
-        <w:t>文學</w:t>
-      </w:r>
-      <w:proofErr w:type="gramEnd"/>
-      <w:r>
-        <w:rPr>
-          <w:rFonts w:ascii="標楷體" w:eastAsia="標楷體" w:hAnsi="標楷體" w:hint="eastAsia"/>
-          <w:sz w:val="28"/>
-          <w:szCs w:val="28"/>
-        </w:rPr>
-        <w:t>特有的氣象：</w:t>
-      </w:r>
-      <w:proofErr w:type="gramStart"/>
-      <w:r>
-        <w:rPr>
-          <w:rFonts w:ascii="標楷體" w:eastAsia="標楷體" w:hAnsi="標楷體" w:hint="eastAsia"/>
-          <w:sz w:val="28"/>
-          <w:szCs w:val="28"/>
-        </w:rPr>
-        <w:t>開闊、</w:t>
-      </w:r>
-      <w:proofErr w:type="gramEnd"/>
-      <w:r>
-        <w:rPr>
-          <w:rFonts w:ascii="標楷體" w:eastAsia="標楷體" w:hAnsi="標楷體" w:hint="eastAsia"/>
-          <w:sz w:val="28"/>
-          <w:szCs w:val="28"/>
-        </w:rPr>
-        <w:t>自信、充滿動感。雖然帶</w:t>
-      </w:r>
-      <w:r>
-        <w:rPr>
-          <w:rFonts w:ascii="標楷體" w:eastAsia="標楷體" w:hAnsi="標楷體" w:hint="eastAsia"/>
-          <w:sz w:val="28"/>
-          <w:szCs w:val="28"/>
-        </w:rPr>
-        <w:t>著</w:t>
-      </w:r>
-      <w:r>
-        <w:rPr>
-          <w:rFonts w:ascii="標楷體" w:eastAsia="標楷體" w:hAnsi="標楷體" w:hint="eastAsia"/>
-          <w:sz w:val="28"/>
-          <w:szCs w:val="28"/>
-        </w:rPr>
-        <w:t>淡淡的離別思緒，</w:t>
-      </w:r>
-      <w:proofErr w:type="gramStart"/>
-      <w:r>
-        <w:rPr>
-          <w:rFonts w:ascii="標楷體" w:eastAsia="標楷體" w:hAnsi="標楷體" w:hint="eastAsia"/>
-          <w:sz w:val="28"/>
-          <w:szCs w:val="28"/>
-        </w:rPr>
-        <w:t>但全詩的</w:t>
-      </w:r>
-      <w:proofErr w:type="gramEnd"/>
-      <w:r>
-        <w:rPr>
-          <w:rFonts w:ascii="標楷體" w:eastAsia="標楷體" w:hAnsi="標楷體" w:hint="eastAsia"/>
-          <w:sz w:val="28"/>
-          <w:szCs w:val="28"/>
-        </w:rPr>
-        <w:t>基調是昂揚的。「</w:t>
-      </w:r>
-      <w:proofErr w:type="gramStart"/>
-      <w:r>
-        <w:rPr>
-          <w:rFonts w:ascii="標楷體" w:eastAsia="標楷體" w:hAnsi="標楷體" w:hint="eastAsia"/>
-          <w:sz w:val="28"/>
-          <w:szCs w:val="28"/>
-        </w:rPr>
-        <w:t>夜發</w:t>
-      </w:r>
-      <w:proofErr w:type="gramEnd"/>
-      <w:r>
-        <w:rPr>
-          <w:rFonts w:ascii="標楷體" w:eastAsia="標楷體" w:hAnsi="標楷體" w:hint="eastAsia"/>
-          <w:sz w:val="28"/>
-          <w:szCs w:val="28"/>
-        </w:rPr>
-        <w:t>」、「向」、「下」等動作</w:t>
-      </w:r>
-      <w:proofErr w:type="gramStart"/>
+        <w:t>俐落</w:t>
+      </w:r>
+      <w:r>
+        <w:rPr>
+          <w:rFonts w:ascii="標楷體" w:eastAsia="標楷體" w:hAnsi="標楷體" w:hint="eastAsia"/>
+          <w:sz w:val="28"/>
+          <w:szCs w:val="28"/>
+        </w:rPr>
+        <w:t>乾脆，體現了少年</w:t>
+      </w:r>
+      <w:r>
+        <w:rPr>
+          <w:rFonts w:ascii="標楷體" w:eastAsia="標楷體" w:hAnsi="標楷體" w:hint="eastAsia"/>
+          <w:sz w:val="28"/>
+          <w:szCs w:val="28"/>
+          <w:u w:val="single"/>
+        </w:rPr>
+        <w:t>李白</w:t>
+      </w:r>
+      <w:r>
+        <w:rPr>
+          <w:rFonts w:ascii="標楷體" w:eastAsia="標楷體" w:hAnsi="標楷體" w:hint="eastAsia"/>
+          <w:sz w:val="28"/>
+          <w:szCs w:val="28"/>
+        </w:rPr>
+        <w:t>對未來世界的無限</w:t>
+      </w:r>
       <w:r>
         <w:rPr>
           <w:rFonts w:ascii="標楷體" w:eastAsia="標楷體" w:hAnsi="標楷體" w:hint="eastAsia"/>
@@ -2078,9 +1609,43 @@
           <w:sz w:val="28"/>
           <w:szCs w:val="28"/>
         </w:rPr>
-        <w:t>俐</w:t>
-      </w:r>
-      <w:proofErr w:type="gramEnd"/>
+        <w:t>嚮往</w:t>
+      </w:r>
+      <w:r>
+        <w:rPr>
+          <w:rFonts w:ascii="標楷體" w:eastAsia="標楷體" w:hAnsi="標楷體" w:hint="eastAsia"/>
+          <w:sz w:val="28"/>
+          <w:szCs w:val="28"/>
+        </w:rPr>
+        <w:t>。他眼中的山水不再是靜止的布景，而是充滿生命力的旅伴。</w:t>
+      </w:r>
+    </w:p>
+    <w:p>
+      <w:pPr>
+        <w:spacing w:line="480" w:lineRule="exact"/>
+        <w:jc w:val="both"/>
+        <w:rPr>
+          <w:rFonts w:ascii="標楷體" w:eastAsia="標楷體" w:hAnsi="標楷體"/>
+          <w:sz w:val="28"/>
+          <w:szCs w:val="28"/>
+        </w:rPr>
+      </w:pPr>
+      <w:r>
+        <w:rPr>
+          <w:rFonts w:ascii="標楷體" w:eastAsia="標楷體" w:hAnsi="標楷體" w:hint="eastAsia"/>
+          <w:sz w:val="28"/>
+          <w:szCs w:val="28"/>
+        </w:rPr>
+        <w:t xml:space="preserve">　　</w:t>
+      </w:r>
+      <w:r>
+        <w:rPr>
+          <w:rFonts w:ascii="標楷體" w:eastAsia="標楷體" w:hAnsi="標楷體" w:hint="eastAsia"/>
+          <w:sz w:val="28"/>
+          <w:szCs w:val="28"/>
+        </w:rPr>
+        <w:t>總結來說，《峨眉山月歌》以清新的語言、奇妙的構思，將個人情感</w:t>
+      </w:r>
       <w:r>
         <w:rPr>
           <w:rFonts w:ascii="標楷體" w:eastAsia="標楷體" w:hAnsi="標楷體" w:hint="eastAsia"/>
@@ -2089,86 +1654,6 @@
           <w:sz w:val="28"/>
           <w:szCs w:val="28"/>
         </w:rPr>
-        <w:t>落</w:t>
-      </w:r>
-      <w:r>
-        <w:rPr>
-          <w:rFonts w:ascii="標楷體" w:eastAsia="標楷體" w:hAnsi="標楷體" w:hint="eastAsia"/>
-          <w:sz w:val="28"/>
-          <w:szCs w:val="28"/>
-        </w:rPr>
-        <w:t>乾脆，體現了少年</w:t>
-      </w:r>
-      <w:r>
-        <w:rPr>
-          <w:rFonts w:ascii="標楷體" w:eastAsia="標楷體" w:hAnsi="標楷體" w:hint="eastAsia"/>
-          <w:sz w:val="28"/>
-          <w:szCs w:val="28"/>
-          <w:u w:val="single"/>
-        </w:rPr>
-        <w:t>李白</w:t>
-      </w:r>
-      <w:r>
-        <w:rPr>
-          <w:rFonts w:ascii="標楷體" w:eastAsia="標楷體" w:hAnsi="標楷體" w:hint="eastAsia"/>
-          <w:sz w:val="28"/>
-          <w:szCs w:val="28"/>
-        </w:rPr>
-        <w:t>對未來世界的無限</w:t>
-      </w:r>
-      <w:r>
-        <w:rPr>
-          <w:rFonts w:ascii="標楷體" w:eastAsia="標楷體" w:hAnsi="標楷體" w:hint="eastAsia"/>
-          <w:b/>
-          <w:bCs/>
-          <w:sz w:val="28"/>
-          <w:szCs w:val="28"/>
-        </w:rPr>
-        <w:t>嚮往</w:t>
-      </w:r>
-      <w:r>
-        <w:rPr>
-          <w:rFonts w:ascii="標楷體" w:eastAsia="標楷體" w:hAnsi="標楷體" w:hint="eastAsia"/>
-          <w:sz w:val="28"/>
-          <w:szCs w:val="28"/>
-        </w:rPr>
-        <w:t>。他眼中的山水不再是靜止的布景，而是充滿生命力的旅伴。</w:t>
-      </w:r>
-    </w:p>
-    <w:p>
-      <w:pPr>
-        <w:spacing w:line="440" w:lineRule="exact"/>
-        <w:jc w:val="both"/>
-        <w:rPr>
-          <w:rFonts w:ascii="標楷體" w:eastAsia="標楷體" w:hAnsi="標楷體"/>
-          <w:sz w:val="28"/>
-          <w:szCs w:val="28"/>
-        </w:rPr>
-      </w:pPr>
-      <w:r>
-        <w:rPr>
-          <w:rFonts w:ascii="標楷體" w:eastAsia="標楷體" w:hAnsi="標楷體" w:hint="eastAsia"/>
-          <w:sz w:val="28"/>
-          <w:szCs w:val="28"/>
-        </w:rPr>
-        <w:t xml:space="preserve">　　</w:t>
-      </w:r>
-      <w:r>
-        <w:rPr>
-          <w:rFonts w:ascii="標楷體" w:eastAsia="標楷體" w:hAnsi="標楷體" w:hint="eastAsia"/>
-          <w:sz w:val="28"/>
-          <w:szCs w:val="28"/>
-        </w:rPr>
-        <w:t>總結來說，《峨眉山月歌》以清新的語言、奇妙的構思，將個人情感</w:t>
-      </w:r>
-      <w:r>
-        <w:rPr>
-          <w:rFonts w:ascii="標楷體" w:eastAsia="標楷體" w:hAnsi="標楷體" w:hint="eastAsia"/>
-          <w:b/>
-          <w:bCs/>
-          <w:sz w:val="28"/>
-          <w:szCs w:val="28"/>
-        </w:rPr>
         <w:t>消融</w:t>
       </w:r>
       <w:r>
@@ -2194,25 +1679,7 @@
           <w:sz w:val="28"/>
           <w:szCs w:val="28"/>
         </w:rPr>
-        <w:t>文學史上關於「故鄉與遠方」最優美的註腳之</w:t>
-      </w:r>
-      <w:proofErr w:type="gramStart"/>
-      <w:r>
-        <w:rPr>
-          <w:rFonts w:ascii="標楷體" w:eastAsia="標楷體" w:hAnsi="標楷體" w:hint="eastAsia"/>
-          <w:sz w:val="28"/>
-          <w:szCs w:val="28"/>
-        </w:rPr>
-        <w:t>一</w:t>
-      </w:r>
-      <w:proofErr w:type="gramEnd"/>
-      <w:r>
-        <w:rPr>
-          <w:rFonts w:ascii="標楷體" w:eastAsia="標楷體" w:hAnsi="標楷體" w:hint="eastAsia"/>
-          <w:sz w:val="28"/>
-          <w:szCs w:val="28"/>
-        </w:rPr>
-        <w:t>。</w:t>
+        <w:t>文學史上關於「故鄉與遠方」最優美的註腳之一。</w:t>
       </w:r>
     </w:p>
     <w:p>
@@ -2244,13 +1711,13 @@
         </w:numPr>
         <w:spacing w:line="440" w:lineRule="exact"/>
         <w:ind w:leftChars="0" w:left="284" w:hanging="284"/>
+        <w:jc w:val="both"/>
         <w:rPr>
           <w:rFonts w:ascii="標楷體" w:eastAsia="標楷體" w:hAnsi="標楷體"/>
           <w:sz w:val="28"/>
           <w:szCs w:val="28"/>
         </w:rPr>
       </w:pPr>
-      <w:proofErr w:type="gramStart"/>
       <w:r>
         <w:rPr>
           <w:rFonts w:ascii="標楷體" w:eastAsia="標楷體" w:hAnsi="標楷體" w:hint="eastAsia"/>
@@ -2259,7 +1726,6 @@
         </w:rPr>
         <w:t>仗劍</w:t>
       </w:r>
-      <w:proofErr w:type="gramEnd"/>
       <w:r>
         <w:rPr>
           <w:rFonts w:ascii="標楷體" w:eastAsia="標楷體" w:hAnsi="標楷體" w:hint="eastAsia"/>
@@ -2274,25 +1740,7 @@
           <w:sz w:val="28"/>
           <w:szCs w:val="28"/>
         </w:rPr>
-        <w:t>帶著寶劍。在唐代，</w:t>
-      </w:r>
-      <w:proofErr w:type="gramStart"/>
-      <w:r>
-        <w:rPr>
-          <w:rFonts w:ascii="標楷體" w:eastAsia="標楷體" w:hAnsi="標楷體" w:hint="eastAsia"/>
-          <w:sz w:val="28"/>
-          <w:szCs w:val="28"/>
-        </w:rPr>
-        <w:t>劍是身分</w:t>
-      </w:r>
-      <w:proofErr w:type="gramEnd"/>
-      <w:r>
-        <w:rPr>
-          <w:rFonts w:ascii="標楷體" w:eastAsia="標楷體" w:hAnsi="標楷體" w:hint="eastAsia"/>
-          <w:sz w:val="28"/>
-          <w:szCs w:val="28"/>
-        </w:rPr>
-        <w:t>與志向的象徵。李白青少年時期喜好劍術，這不僅代表他具備文人少有的俠氣，也暗示他渴望以「奇才」之姿開創事業。</w:t>
+        <w:t>帶著寶劍。在唐代，劍是身分與志向的象徵。李白青少年時期喜好劍術，這不僅代表他具備文人少有的俠氣，也暗示他渴望以「奇才」之姿開創事業。</w:t>
       </w:r>
     </w:p>
     <w:p>
@@ -2304,6 +1752,7 @@
         </w:numPr>
         <w:spacing w:line="480" w:lineRule="exact"/>
         <w:ind w:leftChars="0" w:left="284" w:hanging="284"/>
+        <w:jc w:val="both"/>
         <w:rPr>
           <w:rFonts w:ascii="標楷體" w:eastAsia="標楷體" w:hAnsi="標楷體"/>
           <w:sz w:val="28"/>
@@ -2378,6 +1827,7 @@
         </w:numPr>
         <w:spacing w:line="480" w:lineRule="exact"/>
         <w:ind w:leftChars="0" w:left="284" w:hanging="284"/>
+        <w:jc w:val="both"/>
         <w:rPr>
           <w:rFonts w:ascii="標楷體" w:eastAsia="標楷體" w:hAnsi="標楷體"/>
           <w:sz w:val="28"/>
@@ -2400,7 +1850,6 @@
         </w:rPr>
         <w:t>（</w:t>
       </w:r>
-      <w:proofErr w:type="gramStart"/>
       <w:r>
         <w:rPr>
           <w:rFonts w:ascii="標楷體" w:eastAsia="標楷體" w:hAnsi="標楷體" w:hint="eastAsia"/>
@@ -2410,7 +1859,6 @@
         </w:rPr>
         <w:t>ㄑ一ˋ</w:t>
       </w:r>
-      <w:proofErr w:type="gramEnd"/>
       <w:r>
         <w:rPr>
           <w:rFonts w:ascii="標楷體" w:eastAsia="標楷體" w:hAnsi="標楷體" w:hint="eastAsia"/>
@@ -2425,25 +1873,7 @@
           <w:sz w:val="28"/>
           <w:szCs w:val="28"/>
         </w:rPr>
-        <w:t>把東西一個接</w:t>
-      </w:r>
-      <w:proofErr w:type="gramStart"/>
-      <w:r>
-        <w:rPr>
-          <w:rFonts w:ascii="標楷體" w:eastAsia="標楷體" w:hAnsi="標楷體" w:hint="eastAsia"/>
-          <w:sz w:val="28"/>
-          <w:szCs w:val="28"/>
-        </w:rPr>
-        <w:t>一個堆</w:t>
-      </w:r>
-      <w:proofErr w:type="gramEnd"/>
-      <w:r>
-        <w:rPr>
-          <w:rFonts w:ascii="標楷體" w:eastAsia="標楷體" w:hAnsi="標楷體" w:hint="eastAsia"/>
-          <w:sz w:val="28"/>
-          <w:szCs w:val="28"/>
-        </w:rPr>
-        <w:t>起來，比喻文章、語言或事物過於累贅、沒有精簡、像堆積物一樣。</w:t>
+        <w:t>把東西一個接一個堆起來，比喻文章、語言或事物過於累贅、沒有精簡、像堆積物一樣。</w:t>
       </w:r>
     </w:p>
     <w:p>
@@ -2455,6 +1885,7 @@
         </w:numPr>
         <w:spacing w:line="480" w:lineRule="exact"/>
         <w:ind w:leftChars="0" w:left="284" w:hanging="284"/>
+        <w:jc w:val="both"/>
         <w:rPr>
           <w:rFonts w:ascii="標楷體" w:eastAsia="標楷體" w:hAnsi="標楷體"/>
           <w:sz w:val="28"/>
@@ -2495,6 +1926,7 @@
         </w:numPr>
         <w:spacing w:line="480" w:lineRule="exact"/>
         <w:ind w:leftChars="0" w:left="284" w:hanging="284"/>
+        <w:jc w:val="both"/>
         <w:rPr>
           <w:rFonts w:ascii="標楷體" w:eastAsia="標楷體" w:hAnsi="標楷體"/>
           <w:sz w:val="28"/>
@@ -2527,6 +1959,7 @@
         </w:numPr>
         <w:spacing w:line="480" w:lineRule="exact"/>
         <w:ind w:leftChars="0" w:left="284" w:hanging="284"/>
+        <w:jc w:val="both"/>
         <w:rPr>
           <w:rFonts w:ascii="標楷體" w:eastAsia="標楷體" w:hAnsi="標楷體"/>
           <w:sz w:val="28"/>
@@ -2559,6 +1992,7 @@
         </w:numPr>
         <w:spacing w:line="480" w:lineRule="exact"/>
         <w:ind w:leftChars="0" w:left="284" w:hanging="284"/>
+        <w:jc w:val="both"/>
         <w:rPr>
           <w:rFonts w:ascii="標楷體" w:eastAsia="標楷體" w:hAnsi="標楷體"/>
           <w:sz w:val="28"/>
@@ -2591,6 +2025,7 @@
         </w:numPr>
         <w:spacing w:line="480" w:lineRule="exact"/>
         <w:ind w:leftChars="0" w:left="284" w:hanging="284"/>
+        <w:jc w:val="both"/>
         <w:rPr>
           <w:rFonts w:ascii="標楷體" w:eastAsia="標楷體" w:hAnsi="標楷體"/>
           <w:sz w:val="28"/>
@@ -2623,6 +2058,7 @@
         </w:numPr>
         <w:spacing w:line="480" w:lineRule="exact"/>
         <w:ind w:leftChars="0" w:left="284" w:hanging="284"/>
+        <w:jc w:val="both"/>
         <w:rPr>
           <w:rFonts w:ascii="標楷體" w:eastAsia="標楷體" w:hAnsi="標楷體"/>
           <w:sz w:val="28"/>
@@ -2663,29 +2099,20 @@
         </w:numPr>
         <w:spacing w:line="480" w:lineRule="exact"/>
         <w:ind w:leftChars="0" w:left="284" w:hanging="426"/>
+        <w:jc w:val="both"/>
         <w:rPr>
           <w:rFonts w:ascii="標楷體" w:eastAsia="標楷體" w:hAnsi="標楷體"/>
           <w:sz w:val="28"/>
           <w:szCs w:val="28"/>
         </w:rPr>
       </w:pPr>
-      <w:proofErr w:type="gramStart"/>
-      <w:r>
-        <w:rPr>
-          <w:rFonts w:ascii="標楷體" w:eastAsia="標楷體" w:hAnsi="標楷體" w:hint="eastAsia"/>
-          <w:sz w:val="28"/>
-          <w:szCs w:val="28"/>
-        </w:rPr>
-        <w:t>俐</w:t>
-      </w:r>
-      <w:proofErr w:type="gramEnd"/>
-      <w:r>
-        <w:rPr>
-          <w:rFonts w:ascii="標楷體" w:eastAsia="標楷體" w:hAnsi="標楷體" w:hint="eastAsia"/>
-          <w:sz w:val="28"/>
-          <w:szCs w:val="28"/>
-        </w:rPr>
-        <w:t>落：</w:t>
+      <w:r>
+        <w:rPr>
+          <w:rFonts w:ascii="標楷體" w:eastAsia="標楷體" w:hAnsi="標楷體" w:hint="eastAsia"/>
+          <w:sz w:val="28"/>
+          <w:szCs w:val="28"/>
+        </w:rPr>
+        <w:t>俐落：</w:t>
       </w:r>
       <w:r>
         <w:rPr>
@@ -2705,31 +2132,21 @@
         </w:numPr>
         <w:spacing w:line="480" w:lineRule="exact"/>
         <w:ind w:leftChars="0" w:left="284" w:hanging="426"/>
+        <w:jc w:val="both"/>
         <w:rPr>
           <w:rFonts w:ascii="標楷體" w:eastAsia="標楷體" w:hAnsi="標楷體"/>
           <w:sz w:val="28"/>
           <w:szCs w:val="28"/>
         </w:rPr>
       </w:pPr>
-      <w:proofErr w:type="gramStart"/>
-      <w:r>
-        <w:rPr>
-          <w:rFonts w:ascii="標楷體" w:eastAsia="標楷體" w:hAnsi="標楷體" w:hint="eastAsia"/>
-          <w:sz w:val="28"/>
-          <w:szCs w:val="28"/>
-        </w:rPr>
-        <w:t>嚮</w:t>
-      </w:r>
-      <w:proofErr w:type="gramEnd"/>
-      <w:r>
-        <w:rPr>
-          <w:rFonts w:ascii="標楷體" w:eastAsia="標楷體" w:hAnsi="標楷體" w:hint="eastAsia"/>
-          <w:sz w:val="28"/>
-          <w:szCs w:val="28"/>
-        </w:rPr>
-        <w:t>（</w:t>
-      </w:r>
-      <w:proofErr w:type="gramStart"/>
+      <w:r>
+        <w:rPr>
+          <w:rFonts w:ascii="標楷體" w:eastAsia="標楷體" w:hAnsi="標楷體" w:hint="eastAsia"/>
+          <w:sz w:val="28"/>
+          <w:szCs w:val="28"/>
+        </w:rPr>
+        <w:t>嚮（</w:t>
+      </w:r>
       <w:r>
         <w:rPr>
           <w:rFonts w:ascii="標楷體" w:eastAsia="標楷體" w:hAnsi="標楷體" w:hint="eastAsia"/>
@@ -2739,7 +2156,6 @@
         </w:rPr>
         <w:t>ㄒㄧㄤˋ</w:t>
       </w:r>
-      <w:proofErr w:type="gramEnd"/>
       <w:r>
         <w:rPr>
           <w:rFonts w:ascii="標楷體" w:eastAsia="標楷體" w:hAnsi="標楷體" w:hint="eastAsia"/>
@@ -2774,8 +2190,9 @@
         </w:numPr>
         <w:spacing w:line="480" w:lineRule="exact"/>
         <w:ind w:leftChars="0" w:left="284" w:hanging="426"/>
-        <w:rPr>
-          <w:rFonts w:ascii="標楷體" w:eastAsia="標楷體" w:hAnsi="標楷體" w:hint="eastAsia"/>
+        <w:jc w:val="both"/>
+        <w:rPr>
+          <w:rFonts w:ascii="標楷體" w:eastAsia="標楷體" w:hAnsi="標楷體"/>
           <w:sz w:val="28"/>
           <w:szCs w:val="28"/>
         </w:rPr>
@@ -2809,7 +2226,7 @@
 </file>
 
 <file path=word/endnotes.xml><?xml version="1.0" encoding="utf-8"?>
-<w:endnotes xmlns:wpc="http://schemas.microsoft.com/office/word/2010/wordprocessingCanvas" xmlns:cx="http://schemas.microsoft.com/office/drawing/2014/chartex" xmlns:cx1="http://schemas.microsoft.com/office/drawing/2015/9/8/chartex" xmlns:cx2="http://schemas.microsoft.com/office/drawing/2015/10/21/chartex" xmlns:cx3="http://schemas.microsoft.com/office/drawing/2016/5/9/chartex" xmlns:cx4="http://schemas.microsoft.com/office/drawing/2016/5/10/chartex" xmlns:cx5="http://schemas.microsoft.com/office/drawing/2016/5/11/chartex" xmlns:cx6="http://schemas.microsoft.com/office/drawing/2016/5/12/chartex" xmlns:cx7="http://schemas.microsoft.com/office/drawing/2016/5/13/chartex" xmlns:cx8="http://schemas.microsoft.com/office/drawing/2016/5/14/chartex" xmlns:mc="http://schemas.openxmlformats.org/markup-compatibility/2006" xmlns:aink="http://schemas.microsoft.com/office/drawing/2016/ink" xmlns:am3d="http://schemas.microsoft.com/office/drawing/2017/model3d" xmlns:o="urn:schemas-microsoft-com:office:office" xmlns:r="http://schemas.openxmlformats.org/officeDocument/2006/relationships" xmlns:m="http://schemas.openxmlformats.org/officeDocument/2006/math" xmlns:v="urn:schemas-microsoft-com:vml" xmlns:wp14="http://schemas.microsoft.com/office/word/2010/wordprocessingDrawing" xmlns:wp="http://schemas.openxmlformats.org/drawingml/2006/wordprocessingDrawing" xmlns:w10="urn:schemas-microsoft-com:office:word" xmlns:w="http://schemas.openxmlformats.org/wordprocessingml/2006/main" xmlns:w14="http://schemas.microsoft.com/office/word/2010/wordml" xmlns:w15="http://schemas.microsoft.com/office/word/2012/wordml" xmlns:w16cex="http://schemas.microsoft.com/office/word/2018/wordml/cex" xmlns:w16cid="http://schemas.microsoft.com/office/word/2016/wordml/cid" xmlns:w16="http://schemas.microsoft.com/office/word/2018/wordml" xmlns:w16sdtdh="http://schemas.microsoft.com/office/word/2020/wordml/sdtdatahash" xmlns:w16se="http://schemas.microsoft.com/office/word/2015/wordml/symex" xmlns:wpg="http://schemas.microsoft.com/office/word/2010/wordprocessingGroup" xmlns:wpi="http://schemas.microsoft.com/office/word/2010/wordprocessingInk" xmlns:wne="http://schemas.microsoft.com/office/word/2006/wordml" xmlns:wps="http://schemas.microsoft.com/office/word/2010/wordprocessingShape" mc:Ignorable="w14 w15 w16se w16cid w16 w16cex w16sdtdh wp14">
+<w:endnotes xmlns:wpc="http://schemas.microsoft.com/office/word/2010/wordprocessingCanvas" xmlns:cx="http://schemas.microsoft.com/office/drawing/2014/chartex" xmlns:cx1="http://schemas.microsoft.com/office/drawing/2015/9/8/chartex" xmlns:cx2="http://schemas.microsoft.com/office/drawing/2015/10/21/chartex" xmlns:cx3="http://schemas.microsoft.com/office/drawing/2016/5/9/chartex" xmlns:cx4="http://schemas.microsoft.com/office/drawing/2016/5/10/chartex" xmlns:cx5="http://schemas.microsoft.com/office/drawing/2016/5/11/chartex" xmlns:cx6="http://schemas.microsoft.com/office/drawing/2016/5/12/chartex" xmlns:cx7="http://schemas.microsoft.com/office/drawing/2016/5/13/chartex" xmlns:cx8="http://schemas.microsoft.com/office/drawing/2016/5/14/chartex" xmlns:mc="http://schemas.openxmlformats.org/markup-compatibility/2006" xmlns:aink="http://schemas.microsoft.com/office/drawing/2016/ink" xmlns:am3d="http://schemas.microsoft.com/office/drawing/2017/model3d" xmlns:o="urn:schemas-microsoft-com:office:office" xmlns:oel="http://schemas.microsoft.com/office/2019/extlst" xmlns:r="http://schemas.openxmlformats.org/officeDocument/2006/relationships" xmlns:m="http://schemas.openxmlformats.org/officeDocument/2006/math" xmlns:v="urn:schemas-microsoft-com:vml" xmlns:wp14="http://schemas.microsoft.com/office/word/2010/wordprocessingDrawing" xmlns:wp="http://schemas.openxmlformats.org/drawingml/2006/wordprocessingDrawing" xmlns:w10="urn:schemas-microsoft-com:office:word" xmlns:w="http://schemas.openxmlformats.org/wordprocessingml/2006/main" xmlns:w14="http://schemas.microsoft.com/office/word/2010/wordml" xmlns:w15="http://schemas.microsoft.com/office/word/2012/wordml" xmlns:w16cex="http://schemas.microsoft.com/office/word/2018/wordml/cex" xmlns:w16cid="http://schemas.microsoft.com/office/word/2016/wordml/cid" xmlns:w16="http://schemas.microsoft.com/office/word/2018/wordml" xmlns:w16du="http://schemas.microsoft.com/office/word/2023/wordml/word16du" xmlns:w16sdtdh="http://schemas.microsoft.com/office/word/2020/wordml/sdtdatahash" xmlns:w16sdtfl="http://schemas.microsoft.com/office/word/2024/wordml/sdtformatlock" xmlns:w16se="http://schemas.microsoft.com/office/word/2015/wordml/symex" xmlns:wpg="http://schemas.microsoft.com/office/word/2010/wordprocessingGroup" xmlns:wpi="http://schemas.microsoft.com/office/word/2010/wordprocessingInk" xmlns:wne="http://schemas.microsoft.com/office/word/2006/wordml" xmlns:wps="http://schemas.microsoft.com/office/word/2010/wordprocessingShape" mc:Ignorable="w14 w15 w16se w16cid w16 w16cex w16sdtdh w16sdtfl w16du wp14">
   <w:endnote w:type="separator" w:id="-1">
     <w:p>
       <w:r>
@@ -2828,7 +2245,7 @@
 </file>
 
 <file path=word/footer1.xml><?xml version="1.0" encoding="utf-8"?>
-<w:ftr xmlns:wpc="http://schemas.microsoft.com/office/word/2010/wordprocessingCanvas" xmlns:cx="http://schemas.microsoft.com/office/drawing/2014/chartex" xmlns:cx1="http://schemas.microsoft.com/office/drawing/2015/9/8/chartex" xmlns:cx2="http://schemas.microsoft.com/office/drawing/2015/10/21/chartex" xmlns:cx3="http://schemas.microsoft.com/office/drawing/2016/5/9/chartex" xmlns:cx4="http://schemas.microsoft.com/office/drawing/2016/5/10/chartex" xmlns:cx5="http://schemas.microsoft.com/office/drawing/2016/5/11/chartex" xmlns:cx6="http://schemas.microsoft.com/office/drawing/2016/5/12/chartex" xmlns:cx7="http://schemas.microsoft.com/office/drawing/2016/5/13/chartex" xmlns:cx8="http://schemas.microsoft.com/office/drawing/2016/5/14/chartex" xmlns:mc="http://schemas.openxmlformats.org/markup-compatibility/2006" xmlns:aink="http://schemas.microsoft.com/office/drawing/2016/ink" xmlns:am3d="http://schemas.microsoft.com/office/drawing/2017/model3d" xmlns:o="urn:schemas-microsoft-com:office:office" xmlns:r="http://schemas.openxmlformats.org/officeDocument/2006/relationships" xmlns:m="http://schemas.openxmlformats.org/officeDocument/2006/math" xmlns:v="urn:schemas-microsoft-com:vml" xmlns:wp14="http://schemas.microsoft.com/office/word/2010/wordprocessingDrawing" xmlns:wp="http://schemas.openxmlformats.org/drawingml/2006/wordprocessingDrawing" xmlns:w10="urn:schemas-microsoft-com:office:word" xmlns:w="http://schemas.openxmlformats.org/wordprocessingml/2006/main" xmlns:w14="http://schemas.microsoft.com/office/word/2010/wordml" xmlns:w15="http://schemas.microsoft.com/office/word/2012/wordml" xmlns:w16cex="http://schemas.microsoft.com/office/word/2018/wordml/cex" xmlns:w16cid="http://schemas.microsoft.com/office/word/2016/wordml/cid" xmlns:w16="http://schemas.microsoft.com/office/word/2018/wordml" xmlns:w16sdtdh="http://schemas.microsoft.com/office/word/2020/wordml/sdtdatahash" xmlns:w16se="http://schemas.microsoft.com/office/word/2015/wordml/symex" xmlns:wpg="http://schemas.microsoft.com/office/word/2010/wordprocessingGroup" xmlns:wpi="http://schemas.microsoft.com/office/word/2010/wordprocessingInk" xmlns:wne="http://schemas.microsoft.com/office/word/2006/wordml" xmlns:wps="http://schemas.microsoft.com/office/word/2010/wordprocessingShape" mc:Ignorable="w14 w15 w16se w16cid w16 w16cex w16sdtdh wp14">
+<w:ftr xmlns:wpc="http://schemas.microsoft.com/office/word/2010/wordprocessingCanvas" xmlns:cx="http://schemas.microsoft.com/office/drawing/2014/chartex" xmlns:cx1="http://schemas.microsoft.com/office/drawing/2015/9/8/chartex" xmlns:cx2="http://schemas.microsoft.com/office/drawing/2015/10/21/chartex" xmlns:cx3="http://schemas.microsoft.com/office/drawing/2016/5/9/chartex" xmlns:cx4="http://schemas.microsoft.com/office/drawing/2016/5/10/chartex" xmlns:cx5="http://schemas.microsoft.com/office/drawing/2016/5/11/chartex" xmlns:cx6="http://schemas.microsoft.com/office/drawing/2016/5/12/chartex" xmlns:cx7="http://schemas.microsoft.com/office/drawing/2016/5/13/chartex" xmlns:cx8="http://schemas.microsoft.com/office/drawing/2016/5/14/chartex" xmlns:mc="http://schemas.openxmlformats.org/markup-compatibility/2006" xmlns:aink="http://schemas.microsoft.com/office/drawing/2016/ink" xmlns:am3d="http://schemas.microsoft.com/office/drawing/2017/model3d" xmlns:o="urn:schemas-microsoft-com:office:office" xmlns:oel="http://schemas.microsoft.com/office/2019/extlst" xmlns:r="http://schemas.openxmlformats.org/officeDocument/2006/relationships" xmlns:m="http://schemas.openxmlformats.org/officeDocument/2006/math" xmlns:v="urn:schemas-microsoft-com:vml" xmlns:wp14="http://schemas.microsoft.com/office/word/2010/wordprocessingDrawing" xmlns:wp="http://schemas.openxmlformats.org/drawingml/2006/wordprocessingDrawing" xmlns:w10="urn:schemas-microsoft-com:office:word" xmlns:w="http://schemas.openxmlformats.org/wordprocessingml/2006/main" xmlns:w14="http://schemas.microsoft.com/office/word/2010/wordml" xmlns:w15="http://schemas.microsoft.com/office/word/2012/wordml" xmlns:w16cex="http://schemas.microsoft.com/office/word/2018/wordml/cex" xmlns:w16cid="http://schemas.microsoft.com/office/word/2016/wordml/cid" xmlns:w16="http://schemas.microsoft.com/office/word/2018/wordml" xmlns:w16du="http://schemas.microsoft.com/office/word/2023/wordml/word16du" xmlns:w16sdtdh="http://schemas.microsoft.com/office/word/2020/wordml/sdtdatahash" xmlns:w16sdtfl="http://schemas.microsoft.com/office/word/2024/wordml/sdtformatlock" xmlns:w16se="http://schemas.microsoft.com/office/word/2015/wordml/symex" xmlns:wpg="http://schemas.microsoft.com/office/word/2010/wordprocessingGroup" xmlns:wpi="http://schemas.microsoft.com/office/word/2010/wordprocessingInk" xmlns:wne="http://schemas.microsoft.com/office/word/2006/wordml" xmlns:wps="http://schemas.microsoft.com/office/word/2010/wordprocessingShape" mc:Ignorable="w14 w15 w16se w16cid w16 w16cex w16sdtdh w16sdtfl w16du wp14">
   <w:sdt>
     <w:sdtPr>
       <w:id w:val="1230968813"/>
@@ -2837,7 +2254,6 @@
         <w:docPartUnique/>
       </w:docPartObj>
     </w:sdtPr>
-    <w:sdtEndPr/>
     <w:sdtContent>
       <w:p>
         <w:pPr>
@@ -2880,7 +2296,7 @@
 </file>
 
 <file path=word/footnotes.xml><?xml version="1.0" encoding="utf-8"?>
-<w:footnotes xmlns:wpc="http://schemas.microsoft.com/office/word/2010/wordprocessingCanvas" xmlns:cx="http://schemas.microsoft.com/office/drawing/2014/chartex" xmlns:cx1="http://schemas.microsoft.com/office/drawing/2015/9/8/chartex" xmlns:cx2="http://schemas.microsoft.com/office/drawing/2015/10/21/chartex" xmlns:cx3="http://schemas.microsoft.com/office/drawing/2016/5/9/chartex" xmlns:cx4="http://schemas.microsoft.com/office/drawing/2016/5/10/chartex" xmlns:cx5="http://schemas.microsoft.com/office/drawing/2016/5/11/chartex" xmlns:cx6="http://schemas.microsoft.com/office/drawing/2016/5/12/chartex" xmlns:cx7="http://schemas.microsoft.com/office/drawing/2016/5/13/chartex" xmlns:cx8="http://schemas.microsoft.com/office/drawing/2016/5/14/chartex" xmlns:mc="http://schemas.openxmlformats.org/markup-compatibility/2006" xmlns:aink="http://schemas.microsoft.com/office/drawing/2016/ink" xmlns:am3d="http://schemas.microsoft.com/office/drawing/2017/model3d" xmlns:o="urn:schemas-microsoft-com:office:office" xmlns:r="http://schemas.openxmlformats.org/officeDocument/2006/relationships" xmlns:m="http://schemas.openxmlformats.org/officeDocument/2006/math" xmlns:v="urn:schemas-microsoft-com:vml" xmlns:wp14="http://schemas.microsoft.com/office/word/2010/wordprocessingDrawing" xmlns:wp="http://schemas.openxmlformats.org/drawingml/2006/wordprocessingDrawing" xmlns:w10="urn:schemas-microsoft-com:office:word" xmlns:w="http://schemas.openxmlformats.org/wordprocessingml/2006/main" xmlns:w14="http://schemas.microsoft.com/office/word/2010/wordml" xmlns:w15="http://schemas.microsoft.com/office/word/2012/wordml" xmlns:w16cex="http://schemas.microsoft.com/office/word/2018/wordml/cex" xmlns:w16cid="http://schemas.microsoft.com/office/word/2016/wordml/cid" xmlns:w16="http://schemas.microsoft.com/office/word/2018/wordml" xmlns:w16sdtdh="http://schemas.microsoft.com/office/word/2020/wordml/sdtdatahash" xmlns:w16se="http://schemas.microsoft.com/office/word/2015/wordml/symex" xmlns:wpg="http://schemas.microsoft.com/office/word/2010/wordprocessingGroup" xmlns:wpi="http://schemas.microsoft.com/office/word/2010/wordprocessingInk" xmlns:wne="http://schemas.microsoft.com/office/word/2006/wordml" xmlns:wps="http://schemas.microsoft.com/office/word/2010/wordprocessingShape" mc:Ignorable="w14 w15 w16se w16cid w16 w16cex w16sdtdh wp14">
+<w:footnotes xmlns:wpc="http://schemas.microsoft.com/office/word/2010/wordprocessingCanvas" xmlns:cx="http://schemas.microsoft.com/office/drawing/2014/chartex" xmlns:cx1="http://schemas.microsoft.com/office/drawing/2015/9/8/chartex" xmlns:cx2="http://schemas.microsoft.com/office/drawing/2015/10/21/chartex" xmlns:cx3="http://schemas.microsoft.com/office/drawing/2016/5/9/chartex" xmlns:cx4="http://schemas.microsoft.com/office/drawing/2016/5/10/chartex" xmlns:cx5="http://schemas.microsoft.com/office/drawing/2016/5/11/chartex" xmlns:cx6="http://schemas.microsoft.com/office/drawing/2016/5/12/chartex" xmlns:cx7="http://schemas.microsoft.com/office/drawing/2016/5/13/chartex" xmlns:cx8="http://schemas.microsoft.com/office/drawing/2016/5/14/chartex" xmlns:mc="http://schemas.openxmlformats.org/markup-compatibility/2006" xmlns:aink="http://schemas.microsoft.com/office/drawing/2016/ink" xmlns:am3d="http://schemas.microsoft.com/office/drawing/2017/model3d" xmlns:o="urn:schemas-microsoft-com:office:office" xmlns:oel="http://schemas.microsoft.com/office/2019/extlst" xmlns:r="http://schemas.openxmlformats.org/officeDocument/2006/relationships" xmlns:m="http://schemas.openxmlformats.org/officeDocument/2006/math" xmlns:v="urn:schemas-microsoft-com:vml" xmlns:wp14="http://schemas.microsoft.com/office/word/2010/wordprocessingDrawing" xmlns:wp="http://schemas.openxmlformats.org/drawingml/2006/wordprocessingDrawing" xmlns:w10="urn:schemas-microsoft-com:office:word" xmlns:w="http://schemas.openxmlformats.org/wordprocessingml/2006/main" xmlns:w14="http://schemas.microsoft.com/office/word/2010/wordml" xmlns:w15="http://schemas.microsoft.com/office/word/2012/wordml" xmlns:w16cex="http://schemas.microsoft.com/office/word/2018/wordml/cex" xmlns:w16cid="http://schemas.microsoft.com/office/word/2016/wordml/cid" xmlns:w16="http://schemas.microsoft.com/office/word/2018/wordml" xmlns:w16du="http://schemas.microsoft.com/office/word/2023/wordml/word16du" xmlns:w16sdtdh="http://schemas.microsoft.com/office/word/2020/wordml/sdtdatahash" xmlns:w16sdtfl="http://schemas.microsoft.com/office/word/2024/wordml/sdtformatlock" xmlns:w16se="http://schemas.microsoft.com/office/word/2015/wordml/symex" xmlns:wpg="http://schemas.microsoft.com/office/word/2010/wordprocessingGroup" xmlns:wpi="http://schemas.microsoft.com/office/word/2010/wordprocessingInk" xmlns:wne="http://schemas.microsoft.com/office/word/2006/wordml" xmlns:wps="http://schemas.microsoft.com/office/word/2010/wordprocessingShape" mc:Ignorable="w14 w15 w16se w16cid w16 w16cex w16sdtdh w16sdtfl w16du wp14">
   <w:footnote w:type="separator" w:id="-1">
     <w:p>
       <w:r>
@@ -2899,7 +2315,7 @@
 </file>
 
 <file path=word/numbering.xml><?xml version="1.0" encoding="utf-8"?>
-<w:numbering xmlns:wpc="http://schemas.microsoft.com/office/word/2010/wordprocessingCanvas" xmlns:cx="http://schemas.microsoft.com/office/drawing/2014/chartex" xmlns:cx1="http://schemas.microsoft.com/office/drawing/2015/9/8/chartex" xmlns:cx2="http://schemas.microsoft.com/office/drawing/2015/10/21/chartex" xmlns:cx3="http://schemas.microsoft.com/office/drawing/2016/5/9/chartex" xmlns:cx4="http://schemas.microsoft.com/office/drawing/2016/5/10/chartex" xmlns:cx5="http://schemas.microsoft.com/office/drawing/2016/5/11/chartex" xmlns:cx6="http://schemas.microsoft.com/office/drawing/2016/5/12/chartex" xmlns:cx7="http://schemas.microsoft.com/office/drawing/2016/5/13/chartex" xmlns:cx8="http://schemas.microsoft.com/office/drawing/2016/5/14/chartex" xmlns:mc="http://schemas.openxmlformats.org/markup-compatibility/2006" xmlns:aink="http://schemas.microsoft.com/office/drawing/2016/ink" xmlns:am3d="http://schemas.microsoft.com/office/drawing/2017/model3d" xmlns:o="urn:schemas-microsoft-com:office:office" xmlns:r="http://schemas.openxmlformats.org/officeDocument/2006/relationships" xmlns:m="http://schemas.openxmlformats.org/officeDocument/2006/math" xmlns:v="urn:schemas-microsoft-com:vml" xmlns:wp14="http://schemas.microsoft.com/office/word/2010/wordprocessingDrawing" xmlns:wp="http://schemas.openxmlformats.org/drawingml/2006/wordprocessingDrawing" xmlns:w10="urn:schemas-microsoft-com:office:word" xmlns:w="http://schemas.openxmlformats.org/wordprocessingml/2006/main" xmlns:w14="http://schemas.microsoft.com/office/word/2010/wordml" xmlns:w15="http://schemas.microsoft.com/office/word/2012/wordml" xmlns:w16cex="http://schemas.microsoft.com/office/word/2018/wordml/cex" xmlns:w16cid="http://schemas.microsoft.com/office/word/2016/wordml/cid" xmlns:w16="http://schemas.microsoft.com/office/word/2018/wordml" xmlns:w16sdtdh="http://schemas.microsoft.com/office/word/2020/wordml/sdtdatahash" xmlns:w16se="http://schemas.microsoft.com/office/word/2015/wordml/symex" xmlns:wpg="http://schemas.microsoft.com/office/word/2010/wordprocessingGroup" xmlns:wpi="http://schemas.microsoft.com/office/word/2010/wordprocessingInk" xmlns:wne="http://schemas.microsoft.com/office/word/2006/wordml" xmlns:wps="http://schemas.microsoft.com/office/word/2010/wordprocessingShape" mc:Ignorable="w14 w15 w16se w16cid w16 w16cex w16sdtdh wp14">
+<w:numbering xmlns:wpc="http://schemas.microsoft.com/office/word/2010/wordprocessingCanvas" xmlns:cx="http://schemas.microsoft.com/office/drawing/2014/chartex" xmlns:cx1="http://schemas.microsoft.com/office/drawing/2015/9/8/chartex" xmlns:cx2="http://schemas.microsoft.com/office/drawing/2015/10/21/chartex" xmlns:cx3="http://schemas.microsoft.com/office/drawing/2016/5/9/chartex" xmlns:cx4="http://schemas.microsoft.com/office/drawing/2016/5/10/chartex" xmlns:cx5="http://schemas.microsoft.com/office/drawing/2016/5/11/chartex" xmlns:cx6="http://schemas.microsoft.com/office/drawing/2016/5/12/chartex" xmlns:cx7="http://schemas.microsoft.com/office/drawing/2016/5/13/chartex" xmlns:cx8="http://schemas.microsoft.com/office/drawing/2016/5/14/chartex" xmlns:mc="http://schemas.openxmlformats.org/markup-compatibility/2006" xmlns:aink="http://schemas.microsoft.com/office/drawing/2016/ink" xmlns:am3d="http://schemas.microsoft.com/office/drawing/2017/model3d" xmlns:o="urn:schemas-microsoft-com:office:office" xmlns:oel="http://schemas.microsoft.com/office/2019/extlst" xmlns:r="http://schemas.openxmlformats.org/officeDocument/2006/relationships" xmlns:m="http://schemas.openxmlformats.org/officeDocument/2006/math" xmlns:v="urn:schemas-microsoft-com:vml" xmlns:wp14="http://schemas.microsoft.com/office/word/2010/wordprocessingDrawing" xmlns:wp="http://schemas.openxmlformats.org/drawingml/2006/wordprocessingDrawing" xmlns:w10="urn:schemas-microsoft-com:office:word" xmlns:w="http://schemas.openxmlformats.org/wordprocessingml/2006/main" xmlns:w14="http://schemas.microsoft.com/office/word/2010/wordml" xmlns:w15="http://schemas.microsoft.com/office/word/2012/wordml" xmlns:w16cex="http://schemas.microsoft.com/office/word/2018/wordml/cex" xmlns:w16cid="http://schemas.microsoft.com/office/word/2016/wordml/cid" xmlns:w16="http://schemas.microsoft.com/office/word/2018/wordml" xmlns:w16du="http://schemas.microsoft.com/office/word/2023/wordml/word16du" xmlns:w16sdtdh="http://schemas.microsoft.com/office/word/2020/wordml/sdtdatahash" xmlns:w16sdtfl="http://schemas.microsoft.com/office/word/2024/wordml/sdtformatlock" xmlns:w16se="http://schemas.microsoft.com/office/word/2015/wordml/symex" xmlns:wpg="http://schemas.microsoft.com/office/word/2010/wordprocessingGroup" xmlns:wpi="http://schemas.microsoft.com/office/word/2010/wordprocessingInk" xmlns:wne="http://schemas.microsoft.com/office/word/2006/wordml" xmlns:wps="http://schemas.microsoft.com/office/word/2010/wordprocessingShape" mc:Ignorable="w14 w15 w16se w16cid w16 w16cex w16sdtdh w16sdtfl w16du wp14">
   <w:abstractNum w:abstractNumId="0" w15:restartNumberingAfterBreak="0">
     <w:nsid w:val="0114172A"/>
     <w:multiLevelType w:val="hybridMultilevel"/>
@@ -3606,35 +3022,35 @@
       </w:pPr>
     </w:lvl>
   </w:abstractNum>
-  <w:num w:numId="1">
+  <w:num w:numId="1" w16cid:durableId="2024742009">
     <w:abstractNumId w:val="4"/>
   </w:num>
-  <w:num w:numId="2">
+  <w:num w:numId="2" w16cid:durableId="883710929">
     <w:abstractNumId w:val="1"/>
   </w:num>
-  <w:num w:numId="3">
+  <w:num w:numId="3" w16cid:durableId="671370990">
     <w:abstractNumId w:val="6"/>
   </w:num>
-  <w:num w:numId="4">
+  <w:num w:numId="4" w16cid:durableId="681007381">
     <w:abstractNumId w:val="2"/>
   </w:num>
-  <w:num w:numId="5">
+  <w:num w:numId="5" w16cid:durableId="1732923372">
     <w:abstractNumId w:val="3"/>
   </w:num>
-  <w:num w:numId="6">
+  <w:num w:numId="6" w16cid:durableId="1705788695">
     <w:abstractNumId w:val="7"/>
   </w:num>
-  <w:num w:numId="7">
+  <w:num w:numId="7" w16cid:durableId="1202209904">
     <w:abstractNumId w:val="5"/>
   </w:num>
-  <w:num w:numId="8">
+  <w:num w:numId="8" w16cid:durableId="555820066">
     <w:abstractNumId w:val="0"/>
   </w:num>
 </w:numbering>
 </file>
 
 <file path=word/styles.xml><?xml version="1.0" encoding="utf-8"?>
-<w:styles xmlns:mc="http://schemas.openxmlformats.org/markup-compatibility/2006" xmlns:r="http://schemas.openxmlformats.org/officeDocument/2006/relationships" xmlns:w="http://schemas.openxmlformats.org/wordprocessingml/2006/main" xmlns:w14="http://schemas.microsoft.com/office/word/2010/wordml" xmlns:w15="http://schemas.microsoft.com/office/word/2012/wordml" xmlns:w16cex="http://schemas.microsoft.com/office/word/2018/wordml/cex" xmlns:w16cid="http://schemas.microsoft.com/office/word/2016/wordml/cid" xmlns:w16="http://schemas.microsoft.com/office/word/2018/wordml" xmlns:w16sdtdh="http://schemas.microsoft.com/office/word/2020/wordml/sdtdatahash" xmlns:w16se="http://schemas.microsoft.com/office/word/2015/wordml/symex" mc:Ignorable="w14 w15 w16se w16cid w16 w16cex w16sdtdh">
+<w:styles xmlns:mc="http://schemas.openxmlformats.org/markup-compatibility/2006" xmlns:r="http://schemas.openxmlformats.org/officeDocument/2006/relationships" xmlns:w="http://schemas.openxmlformats.org/wordprocessingml/2006/main" xmlns:w14="http://schemas.microsoft.com/office/word/2010/wordml" xmlns:w15="http://schemas.microsoft.com/office/word/2012/wordml" xmlns:w16cex="http://schemas.microsoft.com/office/word/2018/wordml/cex" xmlns:w16cid="http://schemas.microsoft.com/office/word/2016/wordml/cid" xmlns:w16="http://schemas.microsoft.com/office/word/2018/wordml" xmlns:w16du="http://schemas.microsoft.com/office/word/2023/wordml/word16du" xmlns:w16sdtdh="http://schemas.microsoft.com/office/word/2020/wordml/sdtdatahash" xmlns:w16sdtfl="http://schemas.microsoft.com/office/word/2024/wordml/sdtformatlock" xmlns:w16se="http://schemas.microsoft.com/office/word/2015/wordml/symex" mc:Ignorable="w14 w15 w16se w16cid w16 w16cex w16sdtdh w16sdtfl w16du">
   <w:docDefaults>
     <w:rPrDefault>
       <w:rPr>
